--- a/manuscript/Revision 3 Main (clean 3).docx
+++ b/manuscript/Revision 3 Main (clean 3).docx
@@ -21,6 +21,13 @@
         </w:rPr>
         <w:t xml:space="preserve">Not within spitting distance: </w:t>
         <w:br w:type="textWrapping"/>
+      </w:r>
+      <w:r>
+        <w:rPr>
+          <w:sz w:val="56"/>
+          <w:szCs w:val="56"/>
+          <w:rtl w:val="0"/>
+        </w:rPr>
         <w:t xml:space="preserve">salivary immunoassays of estradiol have subpar validity for predicting cycle phase</w:t>
       </w:r>
     </w:p>
@@ -1181,7 +1188,29 @@
         <w:rPr>
           <w:rtl w:val="0"/>
         </w:rPr>
-        <w:t xml:space="preserve">. Backward counting was possible for all datasets, with the exception of Grebe et al. (2016), as the authors in this study did not follow up with participants at their next menstrual onset. Because the luteal phase is less variable in length than the follicular phase and recall errors are reduced in prospective designs, backward-counting approximates the day of ovulation more precisely than forward-counting. However, anovulatory cycles cannot be identified using counting methods and variability remains substantial (Gangestad et al., 2016). Five studies additionally had participants perform urinary LH tests at home. Such tests can detect the LH surge that precedes ovulation and are generally considered more valid than backward counting at a potential cost of improperly classifying cycles as anovulatory when the LH surge is borderline </w:t>
+        <w:t xml:space="preserve">. Backward counting was possible for all datasets, with the exception of Grebe et al. (2016), as the authors in this study did not follow up with participants </w:t>
+      </w:r>
+      <w:del w:id="1019" w:author="Claude" w:date="2026-10-21T12:00:00Z">
+        <w:r>
+          <w:rPr>
+            <w:rtl w:val="0"/>
+          </w:rPr>
+          <w:delText xml:space="preserve">at their next menstrual onset. Because</w:delText>
+        </w:r>
+      </w:del>
+      <w:ins w:id="1020" w:author="Claude" w:date="2026-10-21T12:00:00Z">
+        <w:r>
+          <w:rPr>
+            <w:rtl w:val="0"/>
+          </w:rPr>
+          <w:t xml:space="preserve">at their next menstrual onset. Blake et al. (2017) did not record the next menstrual onset either; for their study, we approximated backward-counted days by subtracting each participant's self-reported usual cycle length from the forward-counted day. Because</w:t>
+        </w:r>
+      </w:ins>
+      <w:r>
+        <w:rPr>
+          <w:rtl w:val="0"/>
+        </w:rPr>
+        <w:t xml:space="preserve"> the luteal phase is less variable in length than the follicular phase and recall errors are reduced in prospective designs, backward-counting approximates the day of ovulation more precisely than forward-counting. However, anovulatory cycles cannot be identified using counting methods and variability remains substantial (Gangestad et al., 2016). Five studies additionally had participants perform urinary LH tests at home. Such tests can detect the LH surge that precedes ovulation and are generally considered more valid than backward counting at a potential cost of improperly classifying cycles as anovulatory when the LH surge is borderline </w:t>
       </w:r>
       <w:hyperlink r:id="rId27">
         <w:r>
@@ -2255,45 +2284,102 @@
       <w:pPr>
         <w:rPr/>
       </w:pPr>
-      <w:r>
+      <w:del w:id="1100" w:author="Claude" w:date="2026-10-21T12:00:00Z">
+        <w:r>
+          <w:rPr/>
+          <w:drawing>
+            <wp:inline distB="114300" distT="114300" distL="114300" distR="114300">
+              <wp:extent cx="5167313" cy="5167313"/>
+              <wp:effectExtent b="0" l="0" r="0" t="0"/>
+              <wp:docPr id="35" name="image5.png"/>
+              <a:graphic>
+                <a:graphicData uri="http://schemas.openxmlformats.org/drawingml/2006/picture">
+                  <pic:pic>
+                    <pic:nvPicPr>
+                      <pic:cNvPr id="0" name="image5.png"/>
+                      <pic:cNvPicPr preferRelativeResize="0"/>
+                    </pic:nvPicPr>
+                    <pic:blipFill>
+                      <a:blip r:embed="rId42"/>
+                      <a:srcRect b="0" l="0" r="0" t="0"/>
+                      <a:stretch>
+                        <a:fillRect/>
+                      </a:stretch>
+                    </pic:blipFill>
+                    <pic:spPr>
+                      <a:xfrm>
+                        <a:off x="0" y="0"/>
+                        <a:ext cx="5167313" cy="5167313"/>
+                      </a:xfrm>
+                      <a:prstGeom prst="rect"/>
+                      <a:ln/>
+                    </pic:spPr>
+                  </pic:pic>
+                </a:graphicData>
+              </a:graphic>
+            </wp:inline>
+          </w:drawing>
+        </w:r>
+      </w:del>
+      <w:ins w:id="1101" w:author="Claude" w:date="2026-10-21T12:00:00Z">
+        <w:r>
+          <w:rPr/>
+          <w:drawing>
+            <wp:inline distB="114300" distT="114300" distL="114300" distR="114300">
+              <wp:extent cx="5167313" cy="5167313"/>
+              <wp:effectExtent b="0" l="0" r="0" t="0"/>
+              <wp:docPr id="36" name="image6.png"/>
+              <a:graphic>
+                <a:graphicData uri="http://schemas.openxmlformats.org/drawingml/2006/picture">
+                  <pic:pic>
+                    <pic:nvPicPr>
+                      <pic:cNvPr id="0" name="image6.png"/>
+                      <pic:cNvPicPr preferRelativeResize="0"/>
+                    </pic:nvPicPr>
+                    <pic:blipFill>
+                      <a:blip r:embed="rId161"/>
+                      <a:srcRect b="0" l="0" r="0" t="0"/>
+                      <a:stretch>
+                        <a:fillRect/>
+                      </a:stretch>
+                    </pic:blipFill>
+                    <pic:spPr>
+                      <a:xfrm>
+                        <a:off x="0" y="0"/>
+                        <a:ext cx="5167313" cy="5167313"/>
+                      </a:xfrm>
+                      <a:prstGeom prst="rect"/>
+                      <a:ln/>
+                    </pic:spPr>
+                  </pic:pic>
+                </a:graphicData>
+              </a:graphic>
+            </wp:inline>
+          </w:drawing>
+        </w:r>
+      </w:ins>
+      <w:r>
+        <w:rPr>
+          <w:rtl w:val="0"/>
+        </w:rPr>
+      </w:r>
+    </w:p>
+    <w:p>
+      <w:pPr>
         <w:rPr/>
-        <w:drawing>
-          <wp:inline distB="114300" distT="114300" distL="114300" distR="114300">
-            <wp:extent cx="5167313" cy="5167313"/>
-            <wp:effectExtent b="0" l="0" r="0" t="0"/>
-            <wp:docPr id="35" name="image5.png"/>
-            <a:graphic>
-              <a:graphicData uri="http://schemas.openxmlformats.org/drawingml/2006/picture">
-                <pic:pic>
-                  <pic:nvPicPr>
-                    <pic:cNvPr id="0" name="image5.png"/>
-                    <pic:cNvPicPr preferRelativeResize="0"/>
-                  </pic:nvPicPr>
-                  <pic:blipFill>
-                    <a:blip r:embed="rId42"/>
-                    <a:srcRect b="0" l="0" r="0" t="0"/>
-                    <a:stretch>
-                      <a:fillRect/>
-                    </a:stretch>
-                  </pic:blipFill>
-                  <pic:spPr>
-                    <a:xfrm>
-                      <a:off x="0" y="0"/>
-                      <a:ext cx="5167313" cy="5167313"/>
-                    </a:xfrm>
-                    <a:prstGeom prst="rect"/>
-                    <a:ln/>
-                  </pic:spPr>
-                </pic:pic>
-              </a:graphicData>
-            </a:graphic>
-          </wp:inline>
-        </w:drawing>
-      </w:r>
-      <w:r>
-        <w:rPr>
-          <w:rtl w:val="0"/>
-        </w:rPr>
+      </w:pPr>
+      <w:r>
+        <w:rPr>
+          <w:b w:val="1"/>
+          <w:rtl w:val="0"/>
+        </w:rPr>
+        <w:t xml:space="preserve">Figure 4.</w:t>
+      </w:r>
+      <w:r>
+        <w:rPr>
+          <w:rtl w:val="0"/>
+        </w:rPr>
+        <w:t xml:space="preserve"> Correlations between serum and saliva, indirectly estimated from BioCycle cycle phase imputations as described in Eq. 1 and Supplementary Note 3. Colours reflect cycle phase measures. Green = forward-counted, blue = backward-counted, violet = relative to LH surge.</w:t>
       </w:r>
     </w:p>
     <w:p>
@@ -2302,67 +2388,88 @@
       </w:pPr>
       <w:r>
         <w:rPr>
-          <w:b w:val="1"/>
-          <w:rtl w:val="0"/>
-        </w:rPr>
-        <w:t xml:space="preserve">Figure 4.</w:t>
-      </w:r>
-      <w:r>
-        <w:rPr>
-          <w:rtl w:val="0"/>
-        </w:rPr>
-        <w:t xml:space="preserve"> Correlations between serum and saliva, indirectly estimated from BioCycle cycle phase imputations as described in Eq. 1 and Supplementary Note 3. Colours reflect cycle phase measures. Green = forward-counted, blue = backward-counted, violet = relative to LH surge.</w:t>
+          <w:rtl w:val="0"/>
+        </w:rPr>
       </w:r>
     </w:p>
     <w:p>
       <w:pPr>
         <w:rPr/>
       </w:pPr>
-      <w:r>
-        <w:rPr>
-          <w:rtl w:val="0"/>
-        </w:rPr>
-      </w:r>
-    </w:p>
-    <w:p>
-      <w:pPr>
-        <w:rPr/>
-      </w:pPr>
-      <w:r>
-        <w:rPr/>
-        <w:drawing>
-          <wp:inline distB="114300" distT="114300" distL="114300" distR="114300">
-            <wp:extent cx="5943600" cy="3759200"/>
-            <wp:effectExtent b="0" l="0" r="0" t="0"/>
-            <wp:docPr id="34" name="image1.png"/>
-            <a:graphic>
-              <a:graphicData uri="http://schemas.openxmlformats.org/drawingml/2006/picture">
-                <pic:pic>
-                  <pic:nvPicPr>
-                    <pic:cNvPr id="0" name="image1.png"/>
-                    <pic:cNvPicPr preferRelativeResize="0"/>
-                  </pic:nvPicPr>
-                  <pic:blipFill>
-                    <a:blip r:embed="rId43"/>
-                    <a:srcRect b="0" l="0" r="0" t="0"/>
-                    <a:stretch>
-                      <a:fillRect/>
-                    </a:stretch>
-                  </pic:blipFill>
-                  <pic:spPr>
-                    <a:xfrm>
-                      <a:off x="0" y="0"/>
-                      <a:ext cx="5943600" cy="3759200"/>
-                    </a:xfrm>
-                    <a:prstGeom prst="rect"/>
-                    <a:ln/>
-                  </pic:spPr>
-                </pic:pic>
-              </a:graphicData>
-            </a:graphic>
-          </wp:inline>
-        </w:drawing>
-      </w:r>
+      <w:del w:id="1102" w:author="Claude" w:date="2026-10-21T12:00:00Z">
+        <w:r>
+          <w:rPr/>
+          <w:drawing>
+            <wp:inline distB="114300" distT="114300" distL="114300" distR="114300">
+              <wp:extent cx="5943600" cy="3759200"/>
+              <wp:effectExtent b="0" l="0" r="0" t="0"/>
+              <wp:docPr id="34" name="image1.png"/>
+              <a:graphic>
+                <a:graphicData uri="http://schemas.openxmlformats.org/drawingml/2006/picture">
+                  <pic:pic>
+                    <pic:nvPicPr>
+                      <pic:cNvPr id="0" name="image1.png"/>
+                      <pic:cNvPicPr preferRelativeResize="0"/>
+                    </pic:nvPicPr>
+                    <pic:blipFill>
+                      <a:blip r:embed="rId43"/>
+                      <a:srcRect b="0" l="0" r="0" t="0"/>
+                      <a:stretch>
+                        <a:fillRect/>
+                      </a:stretch>
+                    </pic:blipFill>
+                    <pic:spPr>
+                      <a:xfrm>
+                        <a:off x="0" y="0"/>
+                        <a:ext cx="5943600" cy="3759200"/>
+                      </a:xfrm>
+                      <a:prstGeom prst="rect"/>
+                      <a:ln/>
+                    </pic:spPr>
+                  </pic:pic>
+                </a:graphicData>
+              </a:graphic>
+            </wp:inline>
+          </w:drawing>
+        </w:r>
+      </w:del>
+      <w:ins w:id="1103" w:author="Claude" w:date="2026-10-21T12:00:00Z">
+        <w:r>
+          <w:rPr/>
+          <w:drawing>
+            <wp:inline distB="114300" distT="114300" distL="114300" distR="114300">
+              <wp:extent cx="5943600" cy="3759200"/>
+              <wp:effectExtent b="0" l="0" r="0" t="0"/>
+              <wp:docPr id="37" name="image7.png"/>
+              <a:graphic>
+                <a:graphicData uri="http://schemas.openxmlformats.org/drawingml/2006/picture">
+                  <pic:pic>
+                    <pic:nvPicPr>
+                      <pic:cNvPr id="0" name="image7.png"/>
+                      <pic:cNvPicPr preferRelativeResize="0"/>
+                    </pic:nvPicPr>
+                    <pic:blipFill>
+                      <a:blip r:embed="rId162"/>
+                      <a:srcRect b="0" l="0" r="0" t="0"/>
+                      <a:stretch>
+                        <a:fillRect/>
+                      </a:stretch>
+                    </pic:blipFill>
+                    <pic:spPr>
+                      <a:xfrm>
+                        <a:off x="0" y="0"/>
+                        <a:ext cx="5943600" cy="3759200"/>
+                      </a:xfrm>
+                      <a:prstGeom prst="rect"/>
+                      <a:ln/>
+                    </pic:spPr>
+                  </pic:pic>
+                </a:graphicData>
+              </a:graphic>
+            </wp:inline>
+          </w:drawing>
+        </w:r>
+      </w:ins>
       <w:r>
         <w:rPr>
           <w:rtl w:val="0"/>
@@ -2435,7 +2542,29 @@
         <w:rPr>
           <w:rtl w:val="0"/>
         </w:rPr>
-        <w:t xml:space="preserve">= 0.05 [0.04;0.07]). With backward- and forward-counting the variance explained by cycle phase was somewhat reduced (LOO-R = 0.68 [0.66;0.69] and LOO-R = 0.57 [0.55;0.59]). Conditional effect plots of the cubic spline captured both the pre-ovulatory major peak of estradiol as well as the luteal minor peak, when predicted using backward-counting or LH (see Figures 1-2, and Supplementary Figure 2). The two peaks were less clearly separated when using forward-counting (see Supplementary Figure 1). In approximately the first week after the menstrual onset (days 0-6) and the first two days before the next menstrual onset (days -2 and -1), estimated mean values of free estradiol were below 1pg/ml.</w:t>
+        <w:t xml:space="preserve">= </w:t>
+      </w:r>
+      <w:del w:id="1021" w:author="Claude" w:date="2026-10-21T12:00:00Z">
+        <w:r>
+          <w:rPr>
+            <w:rtl w:val="0"/>
+          </w:rPr>
+          <w:delText xml:space="preserve">0.05</w:delText>
+        </w:r>
+      </w:del>
+      <w:ins w:id="1022" w:author="Claude" w:date="2026-10-21T12:00:00Z">
+        <w:r>
+          <w:rPr>
+            <w:rtl w:val="0"/>
+          </w:rPr>
+          <w:t xml:space="preserve">0.06</w:t>
+        </w:r>
+      </w:ins>
+      <w:r>
+        <w:rPr>
+          <w:rtl w:val="0"/>
+        </w:rPr>
+        <w:t xml:space="preserve"> [0.04;0.07]). With backward- and forward-counting the variance explained by cycle phase was somewhat reduced (LOO-R = 0.68 [0.66;0.69] and LOO-R = 0.57 [0.55;0.59]). Conditional effect plots of the cubic spline captured both the pre-ovulatory major peak of estradiol as well as the luteal minor peak, when predicted using backward-counting or LH (see Figures 1-2, and Supplementary Figure 2). The two peaks were less clearly separated when using forward-counting (see Supplementary Figure 1). In approximately the first week after the menstrual onset (days 0-6) and the first two days before the next menstrual onset (days -2 and -1), estimated mean values of free estradiol were below 1pg/ml.</w:t>
       </w:r>
     </w:p>
     <w:p>
@@ -2485,7 +2614,29 @@
         <w:rPr>
           <w:rtl w:val="0"/>
         </w:rPr>
-        <w:t xml:space="preserve">s from 0.04 to 0.51). The two estradiol peaks could not be discerned from conditional effect plots, and even the expected dip toward menstruation was not clearly apparent in all datasets (see Figures 1-3, and Supplementary Figures 1 and 2). The Salimetrics immunoassays have a reported limit of detection at 0.1pg/ml, but we observed very few values below 1pg/ml, the limit of quantitation, even in the days surrounding menstruation (see Figures 1-3). Censoring was never reported for Salimetrics assays.</w:t>
+        <w:t xml:space="preserve">s from </w:t>
+      </w:r>
+      <w:del w:id="1023" w:author="Claude" w:date="2026-10-21T12:00:00Z">
+        <w:r>
+          <w:rPr>
+            <w:rtl w:val="0"/>
+          </w:rPr>
+          <w:delText xml:space="preserve">0.04 to 0.51</w:delText>
+        </w:r>
+      </w:del>
+      <w:ins w:id="1024" w:author="Claude" w:date="2026-10-21T12:00:00Z">
+        <w:r>
+          <w:rPr>
+            <w:rtl w:val="0"/>
+          </w:rPr>
+          <w:t xml:space="preserve">negligible to 0.51</w:t>
+        </w:r>
+      </w:ins>
+      <w:r>
+        <w:rPr>
+          <w:rtl w:val="0"/>
+        </w:rPr>
+        <w:t xml:space="preserve">). The two estradiol peaks could not be discerned from conditional effect plots, and even the expected dip toward menstruation was not clearly apparent in all datasets (see Figures 1-3, and Supplementary Figures 1 and 2). The Salimetrics immunoassays have a reported limit of detection at 0.1pg/ml, but we observed very few values below 1pg/ml, the limit of quantitation, even in the days surrounding menstruation (see Figures 1-3). Censoring was never reported for Salimetrics assays.</w:t>
       </w:r>
     </w:p>
     <w:p>
@@ -2507,7 +2658,29 @@
         <w:rPr>
           <w:rtl w:val="0"/>
         </w:rPr>
-        <w:t xml:space="preserve">When we divided the corrected saliva-imputed correlation by the serum-imputed correlation as per Eq. 1, the median value was 0.23 for the expected </w:t>
+        <w:t xml:space="preserve">When we divided the corrected saliva-imputed correlation by the serum-imputed correlation as per Eq. 1, the median value was </w:t>
+      </w:r>
+      <w:del w:id="1025" w:author="Claude" w:date="2026-10-21T12:00:00Z">
+        <w:r>
+          <w:rPr>
+            <w:rtl w:val="0"/>
+          </w:rPr>
+          <w:delText xml:space="preserve">0.23</w:delText>
+        </w:r>
+      </w:del>
+      <w:ins w:id="1026" w:author="Claude" w:date="2026-10-21T12:00:00Z">
+        <w:r>
+          <w:rPr>
+            <w:rtl w:val="0"/>
+          </w:rPr>
+          <w:t xml:space="preserve">0.25</w:t>
+        </w:r>
+      </w:ins>
+      <w:r>
+        <w:rPr>
+          <w:rtl w:val="0"/>
+        </w:rPr>
+        <w:t xml:space="preserve"> for the expected </w:t>
       </w:r>
       <w:r>
         <w:rPr>
@@ -2527,7 +2700,51 @@
         <w:rPr>
           <w:rtl w:val="0"/>
         </w:rPr>
-        <w:t xml:space="preserve">. Values ranged from -0.08 to 0.41 (see Figure 4). The highest values were seen for forward-counting rather than LH, and were largely a function of disattenuation for greater invalidity of the denominator rather than greater validity of the numerator. That is to say, r</w:t>
+        <w:t xml:space="preserve">. Values ranged from </w:t>
+      </w:r>
+      <w:del w:id="1027" w:author="Claude" w:date="2026-10-21T12:00:00Z">
+        <w:r>
+          <w:rPr>
+            <w:rtl w:val="0"/>
+          </w:rPr>
+          <w:delText xml:space="preserve">-0.08 to 0.41</w:delText>
+        </w:r>
+      </w:del>
+      <w:ins w:id="1028" w:author="Claude" w:date="2026-10-21T12:00:00Z">
+        <w:r>
+          <w:rPr>
+            <w:rtl w:val="0"/>
+          </w:rPr>
+          <w:t xml:space="preserve">-0.09 to 0.36</w:t>
+        </w:r>
+      </w:ins>
+      <w:r>
+        <w:rPr>
+          <w:rtl w:val="0"/>
+        </w:rPr>
+        <w:t xml:space="preserve"> (see Figure 4). The highest values were seen for </w:t>
+      </w:r>
+      <w:del w:id="1029" w:author="Claude" w:date="2026-10-21T12:00:00Z">
+        <w:r>
+          <w:rPr>
+            <w:rtl w:val="0"/>
+          </w:rPr>
+          <w:delText xml:space="preserve">forward-counting rather than LH, and were largely</w:delText>
+        </w:r>
+      </w:del>
+      <w:ins w:id="1030" w:author="Claude" w:date="2026-10-21T12:00:00Z">
+        <w:r>
+          <w:rPr>
+            <w:rtl w:val="0"/>
+          </w:rPr>
+          <w:t xml:space="preserve">forward- and backward-counting rather than LH; for forward-counting, they were largely</w:t>
+        </w:r>
+      </w:ins>
+      <w:r>
+        <w:rPr>
+          <w:rtl w:val="0"/>
+        </w:rPr>
+        <w:t xml:space="preserve"> a function of disattenuation for greater invalidity of the denominator rather than greater validity of the numerator. That is to say, r</w:t>
       </w:r>
       <w:r>
         <w:rPr>
@@ -2623,7 +2840,29 @@
         <w:rPr>
           <w:rtl w:val="0"/>
         </w:rPr>
-        <w:t xml:space="preserve">) of .68 or .72 with measured serum values and correlations of .76 and .79 with within-subject differences after correcting for range restriction. These imputed estimates easily exceed all our indirect estimates (see Eq. 1) of the true correlation of salivary with serum estradiol and come close to the correlation reported by Salimetrics (r=0.80).</w:t>
+        <w:t xml:space="preserve">) of .68 or .72 with measured serum values and correlations of </w:t>
+      </w:r>
+      <w:del w:id="1031" w:author="Claude" w:date="2026-10-21T12:00:00Z">
+        <w:r>
+          <w:rPr>
+            <w:rtl w:val="0"/>
+          </w:rPr>
+          <w:delText xml:space="preserve">.76 and .79</w:delText>
+        </w:r>
+      </w:del>
+      <w:ins w:id="1032" w:author="Claude" w:date="2026-10-21T12:00:00Z">
+        <w:r>
+          <w:rPr>
+            <w:rtl w:val="0"/>
+          </w:rPr>
+          <w:t xml:space="preserve">.75 and .79</w:t>
+        </w:r>
+      </w:ins>
+      <w:r>
+        <w:rPr>
+          <w:rtl w:val="0"/>
+        </w:rPr>
+        <w:t xml:space="preserve"> with within-subject differences after correcting for range restriction. These imputed estimates easily exceed all our indirect estimates (see Eq. 1) of the true correlation of salivary with serum estradiol and come close to the correlation reported by Salimetrics (r=0.80).</w:t>
       </w:r>
     </w:p>
     <w:p>
@@ -2685,7 +2924,29 @@
         <w:rPr>
           <w:rtl w:val="0"/>
         </w:rPr>
-        <w:t xml:space="preserve">In the two datasets that assayed progesterone using tandem mass spectrometry, findings were visually similar (Figures 1-2), but cycle phase explained less variance (e.g., LOO-Rs = 0.68 [0.62;0.73] and 0.69 [0.63;0.74] for LH as predictor). Inter-individual differences and inter-cycle differences accounted for a negligible portion of variance (i.e., LOO-R</w:t>
+        <w:t xml:space="preserve">In the two datasets that assayed progesterone using tandem mass spectrometry, findings were visually similar (Figures 1-2), but cycle phase explained less variance (e.g., LOO-Rs = </w:t>
+      </w:r>
+      <w:del w:id="1033" w:author="Claude" w:date="2026-10-21T12:00:00Z">
+        <w:r>
+          <w:rPr>
+            <w:rtl w:val="0"/>
+          </w:rPr>
+          <w:delText xml:space="preserve">0.68 [0.62;0.73]</w:delText>
+        </w:r>
+      </w:del>
+      <w:ins w:id="1034" w:author="Claude" w:date="2026-10-21T12:00:00Z">
+        <w:r>
+          <w:rPr>
+            <w:rtl w:val="0"/>
+          </w:rPr>
+          <w:t xml:space="preserve">0.68 [0.62;0.72]</w:t>
+        </w:r>
+      </w:ins>
+      <w:r>
+        <w:rPr>
+          <w:rtl w:val="0"/>
+        </w:rPr>
+        <w:t xml:space="preserve"> and 0.69 [0.63;0.74] for LH as predictor). Inter-individual differences and inter-cycle differences accounted for a negligible portion of variance (i.e., LOO-R</w:t>
       </w:r>
       <w:r>
         <w:rPr>
@@ -2722,7 +2983,29 @@
         <w:rPr>
           <w:rtl w:val="0"/>
         </w:rPr>
-        <w:t xml:space="preserve">s from negligible to 0.39); additionally allowing for inter-cycle differences did not substantially increase variance explained (LOO-R</w:t>
+        <w:t xml:space="preserve">s from negligible to </w:t>
+      </w:r>
+      <w:del w:id="1035" w:author="Claude" w:date="2026-10-21T12:00:00Z">
+        <w:r>
+          <w:rPr>
+            <w:rtl w:val="0"/>
+          </w:rPr>
+          <w:delText xml:space="preserve">0.39</w:delText>
+        </w:r>
+      </w:del>
+      <w:ins w:id="1036" w:author="Claude" w:date="2026-10-21T12:00:00Z">
+        <w:r>
+          <w:rPr>
+            <w:rtl w:val="0"/>
+          </w:rPr>
+          <w:t xml:space="preserve">0.45</w:t>
+        </w:r>
+      </w:ins>
+      <w:r>
+        <w:rPr>
+          <w:rtl w:val="0"/>
+        </w:rPr>
+        <w:t xml:space="preserve">); additionally allowing for inter-cycle differences did not substantially increase variance explained (LOO-R</w:t>
       </w:r>
       <w:r>
         <w:rPr>
@@ -2757,7 +3040,29 @@
         <w:rPr>
           <w:rtl w:val="0"/>
         </w:rPr>
-        <w:t xml:space="preserve">When we divided the corrected saliva-imputed correlation by the serum-imputed correlation, the median value was 0.59 for the expected correlation between serum and saliva. Values ranged widely from -0.30 to 0.81, and were larger for more valid indicators of cycle phase (see Figure 4). Larger values were also found for the studies using tandem mass spectrography and two immunoassays (DRG ELISA and Siemens Health radioimmunoassay) than for studies using Salimetrics and IBL ELISAs. However, studies using different assays additionally differed in their cycle phase, scheduling procedure and age range. By way of comparison, the imputation models allowed us to generate estimates of serum P4 from backward counting or LH tests that had a correlation </w:t>
+        <w:t xml:space="preserve">When we divided the corrected saliva-imputed correlation by the serum-imputed correlation, the median value was 0.59 for the expected correlation between serum and saliva. Values ranged widely from </w:t>
+      </w:r>
+      <w:del w:id="1037" w:author="Claude" w:date="2026-10-21T12:00:00Z">
+        <w:r>
+          <w:rPr>
+            <w:rtl w:val="0"/>
+          </w:rPr>
+          <w:delText xml:space="preserve">-0.30 to 0.81, and were larger for more valid indicators of cycle phase (see Figure 4). Larger values were also found</w:delText>
+        </w:r>
+      </w:del>
+      <w:ins w:id="1038" w:author="Claude" w:date="2026-10-21T12:00:00Z">
+        <w:r>
+          <w:rPr>
+            <w:rtl w:val="0"/>
+          </w:rPr>
+          <w:t xml:space="preserve">0.04 to 0.93 (see Figure 4). They were not consistently larger for more valid indicators of cycle phase: in the two datasets that used tandem mass spectrometry, forward counting gave the highest values. Larger values were found</w:t>
+        </w:r>
+      </w:ins>
+      <w:r>
+        <w:rPr>
+          <w:rtl w:val="0"/>
+        </w:rPr>
+        <w:t xml:space="preserve"> for the studies using tandem mass spectrography and two immunoassays (DRG ELISA and Siemens Health radioimmunoassay) than for studies using Salimetrics and IBL ELISAs. However, studies using different assays additionally differed in their cycle phase, scheduling procedure and age range. By way of comparison, the imputation models allowed us to generate estimates of serum P4 from backward counting or LH tests that had a correlation </w:t>
       </w:r>
       <m:oMath>
         <m:sSub>
@@ -2790,8 +3095,46 @@
         <w:rPr>
           <w:rtl w:val="0"/>
         </w:rPr>
-        <w:t xml:space="preserve">) of .83 or .87 with measured serum values and correlations of .86 and .89 with within-subject differences after correcting for range restriction. These estimates exceeded our best indirect estimates (see Eq. 1) of the true correlation of salivary P4 with serum and matched the correlation reported by Salimetrics (r=0.87).</w:t>
-      </w:r>
+        <w:t xml:space="preserve">) of .83 or .87 with measured serum values and correlations of </w:t>
+      </w:r>
+      <w:del w:id="1039" w:author="Claude" w:date="2026-10-21T12:00:00Z">
+        <w:r>
+          <w:rPr>
+            <w:rtl w:val="0"/>
+          </w:rPr>
+          <w:delText xml:space="preserve">.86 and .89</w:delText>
+        </w:r>
+      </w:del>
+      <w:ins w:id="1040" w:author="Claude" w:date="2026-10-21T12:00:00Z">
+        <w:r>
+          <w:rPr>
+            <w:rtl w:val="0"/>
+          </w:rPr>
+          <w:t xml:space="preserve">.88 and .90</w:t>
+        </w:r>
+      </w:ins>
+      <w:r>
+        <w:rPr>
+          <w:rtl w:val="0"/>
+        </w:rPr>
+        <w:t xml:space="preserve"> with within-subject differences after correcting for range restriction. </w:t>
+      </w:r>
+      <w:del w:id="1041" w:author="Claude" w:date="2026-10-21T12:00:00Z">
+        <w:r>
+          <w:rPr>
+            <w:rtl w:val="0"/>
+          </w:rPr>
+          <w:delText xml:space="preserve">These estimates exceeded our best indirect estimates (see Eq. 1) of the true correlation of salivary P4 with serum and matched the correlation reported by Salimetrics (r=0.87).</w:delText>
+        </w:r>
+      </w:del>
+      <w:ins w:id="1042" w:author="Claude" w:date="2026-10-21T12:00:00Z">
+        <w:r>
+          <w:rPr>
+            <w:rtl w:val="0"/>
+          </w:rPr>
+          <w:t xml:space="preserve">These estimates exceeded our indirect estimates (see Eq. 1) of the true correlation of salivary P4 immunoassays with serum and matched the correlation reported by Salimetrics (r=0.87). They were on par with our indirect estimates for salivary tandem mass spectrometry: with the LH surge and with backward counting, imputation was ahead by up to a tenth (0.90 vs. 0.80 and 0.84; 0.88 vs. 0.80 and 0.88), and with forward counting, tandem mass spectrometry was ahead (0.84 and 0.93 vs. 0.79).</w:t>
+        </w:r>
+      </w:ins>
     </w:p>
     <w:p>
       <w:pPr>
@@ -2853,7 +3196,51 @@
         <w:rPr>
           <w:rtl w:val="0"/>
         </w:rPr>
-        <w:t xml:space="preserve">Without taking a strong stance on the optimal approach, we estimated correlations between steroids and the estimated probability of being in the fertile window (PBFW) both with and without log-transformation and with and without within-subject centering. We used the PBFW as the criterion, as the probability is not itself a hormone that may or may not be log-transformed. On average, log transformation without subtracting the subject mean yielded the strongest correlations, but differences across transformations were small (at most 0.06 on average) and inconsistent across datasets (see Supplementary Figure 3). </w:t>
+        <w:t xml:space="preserve">Without taking a strong stance on the optimal approach, we estimated correlations between steroids and the estimated probability of being in the fertile window (PBFW) both with and without log-transformation and with and without within-subject centering. We used the PBFW as the criterion, as the probability is not itself a hormone that may or may not be log-transformed. On average, </w:t>
+      </w:r>
+      <w:del w:id="1043" w:author="Claude" w:date="2026-10-21T12:00:00Z">
+        <w:r>
+          <w:rPr>
+            <w:rtl w:val="0"/>
+          </w:rPr>
+          <w:delText xml:space="preserve">log transformation without subtracting the subject mean</w:delText>
+        </w:r>
+      </w:del>
+      <w:ins w:id="1044" w:author="Claude" w:date="2026-10-21T12:00:00Z">
+        <w:r>
+          <w:rPr>
+            <w:rtl w:val="0"/>
+          </w:rPr>
+          <w:t xml:space="preserve">log transformation with subtraction of the subject mean</w:t>
+        </w:r>
+      </w:ins>
+      <w:r>
+        <w:rPr>
+          <w:rtl w:val="0"/>
+        </w:rPr>
+        <w:t xml:space="preserve"> yielded the strongest correlations, but differences across transformations were small </w:t>
+      </w:r>
+      <w:del w:id="1045" w:author="Claude" w:date="2026-10-21T12:00:00Z">
+        <w:r>
+          <w:rPr>
+            <w:rtl w:val="0"/>
+          </w:rPr>
+          <w:delText xml:space="preserve">(at most 0.06 on average)</w:delText>
+        </w:r>
+      </w:del>
+      <w:ins w:id="1046" w:author="Claude" w:date="2026-10-21T12:00:00Z">
+        <w:r>
+          <w:rPr>
+            <w:rtl w:val="0"/>
+          </w:rPr>
+          <w:t xml:space="preserve">(at most 0.09 on average)</w:t>
+        </w:r>
+      </w:ins>
+      <w:r>
+        <w:rPr>
+          <w:rtl w:val="0"/>
+        </w:rPr>
+        <w:t xml:space="preserve"> and inconsistent across datasets (see Supplementary Figure 3). </w:t>
       </w:r>
     </w:p>
     <w:p>
@@ -3201,7 +3588,29 @@
         <w:rPr>
           <w:rtl w:val="0"/>
         </w:rPr>
-        <w:t xml:space="preserve">. In some cases, truncating outliers or within-subject centering has also been used to achieve an approximately normal distribution. In our robustness checks, we found that log transformation or centering did not materially improve associations with cycle phase (correlation coefficients differed by up to .06), though log transformation performed best on average.</w:t>
+        <w:t xml:space="preserve">. In some cases, truncating outliers or within-subject centering has also been used to achieve an approximately normal distribution. In our robustness checks, we found that log transformation or centering did not materially improve associations with cycle phase </w:t>
+      </w:r>
+      <w:del w:id="1051" w:author="Claude" w:date="2026-10-21T12:00:00Z">
+        <w:r>
+          <w:rPr>
+            <w:rtl w:val="0"/>
+          </w:rPr>
+          <w:delText xml:space="preserve">(correlation coefficients differed by up to .06)</w:delText>
+        </w:r>
+      </w:del>
+      <w:ins w:id="1052" w:author="Claude" w:date="2026-10-21T12:00:00Z">
+        <w:r>
+          <w:rPr>
+            <w:rtl w:val="0"/>
+          </w:rPr>
+          <w:t xml:space="preserve">(correlation coefficients differed by up to .09 on average)</w:t>
+        </w:r>
+      </w:ins>
+      <w:r>
+        <w:rPr>
+          <w:rtl w:val="0"/>
+        </w:rPr>
+        <w:t xml:space="preserve">, though log transformation performed best on average.</w:t>
       </w:r>
     </w:p>
     <w:p>
@@ -3283,7 +3692,51 @@
         <w:rPr>
           <w:rtl w:val="0"/>
         </w:rPr>
-        <w:t xml:space="preserve">Surprisingly, the correlations between day-specific average and day-specific individual serum hormone values were consistently larger than the inferred correlations between individual salivary and serum hormone values. This implies that salivary measures are so noisy that the actual serum hormone values on a given cycle day can be more accurately estimated by average serum values for that day than by measured salivary values. Although we acknowledge that definitive evidence for this conclusion requires collecting matched salivary and serum samples to directly measure their correlation, the inferential evidence presented here is nonetheless consistent with this conclusion. As such, existing studies that have a valid measure of cycle phase (e.g., LH surge day, prospective backward-counting) could be reanalysed in order to test whether their conclusions might differ if imputed serum hormones are substituted for measured salivary immunoassays of estradiol or progesterone, or if measured and imputed hormones are combined in, for instance, an overimputation model </w:t>
+        <w:t xml:space="preserve">Surprisingly, the correlations between day-specific average and day-specific individual serum hormone values were consistently larger than the inferred correlations between </w:t>
+      </w:r>
+      <w:del w:id="1047" w:author="Claude" w:date="2026-10-21T12:00:00Z">
+        <w:r>
+          <w:rPr>
+            <w:rtl w:val="0"/>
+          </w:rPr>
+          <w:delText xml:space="preserve">individual salivary and serum hormone values.</w:delText>
+        </w:r>
+      </w:del>
+      <w:ins w:id="1048" w:author="Claude" w:date="2026-10-21T12:00:00Z">
+        <w:r>
+          <w:rPr>
+            <w:rtl w:val="0"/>
+          </w:rPr>
+          <w:t xml:space="preserve">individual salivary immunoassay and serum hormone values, and on par with those for salivary tandem mass spectrometry of progesterone.</w:t>
+        </w:r>
+      </w:ins>
+      <w:r>
+        <w:rPr>
+          <w:rtl w:val="0"/>
+        </w:rPr>
+        <w:t xml:space="preserve"> This implies that </w:t>
+      </w:r>
+      <w:del w:id="1049" w:author="Claude" w:date="2026-10-21T12:00:00Z">
+        <w:r>
+          <w:rPr>
+            <w:rtl w:val="0"/>
+          </w:rPr>
+          <w:delText xml:space="preserve">salivary measures are so noisy</w:delText>
+        </w:r>
+      </w:del>
+      <w:ins w:id="1050" w:author="Claude" w:date="2026-10-21T12:00:00Z">
+        <w:r>
+          <w:rPr>
+            <w:rtl w:val="0"/>
+          </w:rPr>
+          <w:t xml:space="preserve">salivary immunoassays are so noisy</w:t>
+        </w:r>
+      </w:ins>
+      <w:r>
+        <w:rPr>
+          <w:rtl w:val="0"/>
+        </w:rPr>
+        <w:t xml:space="preserve"> that the actual serum hormone values on a given cycle day can be more accurately estimated by average serum values for that day than by measured salivary values. Although we acknowledge that definitive evidence for this conclusion requires collecting matched salivary and serum samples to directly measure their correlation, the inferential evidence presented here is nonetheless consistent with this conclusion. As such, existing studies that have a valid measure of cycle phase (e.g., LH surge day, prospective backward-counting) could be reanalysed in order to test whether their conclusions might differ if imputed serum hormones are substituted for measured salivary immunoassays of estradiol or progesterone, or if measured and imputed hormones are combined in, for instance, an overimputation model </w:t>
       </w:r>
       <w:hyperlink r:id="rId52">
         <w:r>
@@ -4449,6 +4902,58 @@
                 <w:color w:val="333333"/>
               </w:rPr>
             </w:pPr>
+            <w:del w:id="1053" w:author="Claude" w:date="2026-10-21T12:00:00Z">
+              <w:r>
+                <w:rPr>
+                  <w:color w:val="333333"/>
+                  <w:sz w:val="21"/>
+                  <w:szCs w:val="21"/>
+                  <w:rtl w:val="0"/>
+                </w:rPr>
+                <w:delText xml:space="preserve">79</w:delText>
+              </w:r>
+            </w:del>
+            <w:ins w:id="1054" w:author="Claude" w:date="2026-10-21T12:00:00Z">
+              <w:r>
+                <w:rPr>
+                  <w:color w:val="333333"/>
+                  <w:sz w:val="21"/>
+                  <w:szCs w:val="21"/>
+                  <w:rtl w:val="0"/>
+                </w:rPr>
+                <w:t xml:space="preserve">122</w:t>
+              </w:r>
+            </w:ins>
+            <w:r>
+              <w:rPr>
+                <w:rtl w:val="0"/>
+              </w:rPr>
+            </w:r>
+          </w:p>
+        </w:tc>
+        <w:tc>
+          <w:tcPr>
+            <w:tcBorders>
+              <w:top w:color="d3d3d3" w:space="0" w:sz="6" w:val="single"/>
+              <w:left w:color="000000" w:space="0" w:sz="0" w:val="nil"/>
+              <w:bottom w:color="000000" w:space="0" w:sz="0" w:val="nil"/>
+              <w:right w:color="000000" w:space="0" w:sz="0" w:val="nil"/>
+            </w:tcBorders>
+            <w:shd w:fill="auto" w:val="clear"/>
+            <w:tcMar>
+              <w:top w:w="120.0" w:type="dxa"/>
+              <w:left w:w="80.0" w:type="dxa"/>
+              <w:bottom w:w="120.0" w:type="dxa"/>
+              <w:right w:w="80.0" w:type="dxa"/>
+            </w:tcMar>
+            <w:vAlign w:val="center"/>
+          </w:tcPr>
+          <w:p>
+            <w:pPr>
+              <w:rPr>
+                <w:color w:val="333333"/>
+              </w:rPr>
+            </w:pPr>
             <w:r>
               <w:rPr>
                 <w:color w:val="333333"/>
@@ -4456,7 +4961,7 @@
                 <w:szCs w:val="21"/>
                 <w:rtl w:val="0"/>
               </w:rPr>
-              <w:t xml:space="preserve">79</w:t>
+              <w:t xml:space="preserve">907</w:t>
             </w:r>
             <w:r>
               <w:rPr>
@@ -4495,7 +5000,7 @@
                 <w:szCs w:val="21"/>
                 <w:rtl w:val="0"/>
               </w:rPr>
-              <w:t xml:space="preserve">907</w:t>
+              <w:t xml:space="preserve">102</w:t>
             </w:r>
             <w:r>
               <w:rPr>
@@ -4534,7 +5039,7 @@
                 <w:szCs w:val="21"/>
                 <w:rtl w:val="0"/>
               </w:rPr>
-              <w:t xml:space="preserve">102</w:t>
+              <w:t xml:space="preserve">454</w:t>
             </w:r>
             <w:r>
               <w:rPr>
@@ -4573,45 +5078,6 @@
                 <w:szCs w:val="21"/>
                 <w:rtl w:val="0"/>
               </w:rPr>
-              <w:t xml:space="preserve">454</w:t>
-            </w:r>
-            <w:r>
-              <w:rPr>
-                <w:rtl w:val="0"/>
-              </w:rPr>
-            </w:r>
-          </w:p>
-        </w:tc>
-        <w:tc>
-          <w:tcPr>
-            <w:tcBorders>
-              <w:top w:color="d3d3d3" w:space="0" w:sz="6" w:val="single"/>
-              <w:left w:color="000000" w:space="0" w:sz="0" w:val="nil"/>
-              <w:bottom w:color="000000" w:space="0" w:sz="0" w:val="nil"/>
-              <w:right w:color="000000" w:space="0" w:sz="0" w:val="nil"/>
-            </w:tcBorders>
-            <w:shd w:fill="auto" w:val="clear"/>
-            <w:tcMar>
-              <w:top w:w="120.0" w:type="dxa"/>
-              <w:left w:w="80.0" w:type="dxa"/>
-              <w:bottom w:w="120.0" w:type="dxa"/>
-              <w:right w:w="80.0" w:type="dxa"/>
-            </w:tcMar>
-            <w:vAlign w:val="center"/>
-          </w:tcPr>
-          <w:p>
-            <w:pPr>
-              <w:rPr>
-                <w:color w:val="333333"/>
-              </w:rPr>
-            </w:pPr>
-            <w:r>
-              <w:rPr>
-                <w:color w:val="333333"/>
-                <w:sz w:val="21"/>
-                <w:szCs w:val="21"/>
-                <w:rtl w:val="0"/>
-              </w:rPr>
               <w:t xml:space="preserve">398</w:t>
             </w:r>
             <w:r>
@@ -4644,15 +5110,28 @@
                 <w:color w:val="333333"/>
               </w:rPr>
             </w:pPr>
-            <w:r>
-              <w:rPr>
-                <w:color w:val="333333"/>
-                <w:sz w:val="21"/>
-                <w:szCs w:val="21"/>
-                <w:rtl w:val="0"/>
-              </w:rPr>
-              <w:t xml:space="preserve">109</w:t>
-            </w:r>
+            <w:del w:id="1055" w:author="Claude" w:date="2026-10-21T12:00:00Z">
+              <w:r>
+                <w:rPr>
+                  <w:color w:val="333333"/>
+                  <w:sz w:val="21"/>
+                  <w:szCs w:val="21"/>
+                  <w:rtl w:val="0"/>
+                </w:rPr>
+                <w:delText xml:space="preserve">109</w:delText>
+              </w:r>
+            </w:del>
+            <w:ins w:id="1056" w:author="Claude" w:date="2026-10-21T12:00:00Z">
+              <w:r>
+                <w:rPr>
+                  <w:color w:val="333333"/>
+                  <w:sz w:val="21"/>
+                  <w:szCs w:val="21"/>
+                  <w:rtl w:val="0"/>
+                </w:rPr>
+                <w:t xml:space="preserve">86</w:t>
+              </w:r>
+            </w:ins>
             <w:r>
               <w:rPr>
                 <w:rtl w:val="0"/>
@@ -4772,6 +5251,110 @@
                 <w:color w:val="333333"/>
               </w:rPr>
             </w:pPr>
+            <w:del w:id="1057" w:author="Claude" w:date="2026-10-21T12:00:00Z">
+              <w:r>
+                <w:rPr>
+                  <w:color w:val="333333"/>
+                  <w:sz w:val="21"/>
+                  <w:szCs w:val="21"/>
+                  <w:rtl w:val="0"/>
+                </w:rPr>
+                <w:delText xml:space="preserve">3911</w:delText>
+              </w:r>
+            </w:del>
+            <w:ins w:id="1058" w:author="Claude" w:date="2026-10-21T12:00:00Z">
+              <w:r>
+                <w:rPr>
+                  <w:color w:val="333333"/>
+                  <w:sz w:val="21"/>
+                  <w:szCs w:val="21"/>
+                  <w:rtl w:val="0"/>
+                </w:rPr>
+                <w:t xml:space="preserve">4072</w:t>
+              </w:r>
+            </w:ins>
+            <w:r>
+              <w:rPr>
+                <w:rtl w:val="0"/>
+              </w:rPr>
+            </w:r>
+          </w:p>
+        </w:tc>
+        <w:tc>
+          <w:tcPr>
+            <w:tcBorders>
+              <w:top w:color="d3d3d3" w:space="0" w:sz="6" w:val="single"/>
+              <w:left w:color="000000" w:space="0" w:sz="0" w:val="nil"/>
+              <w:bottom w:color="000000" w:space="0" w:sz="0" w:val="nil"/>
+              <w:right w:color="000000" w:space="0" w:sz="0" w:val="nil"/>
+            </w:tcBorders>
+            <w:shd w:fill="auto" w:val="clear"/>
+            <w:tcMar>
+              <w:top w:w="120.0" w:type="dxa"/>
+              <w:left w:w="80.0" w:type="dxa"/>
+              <w:bottom w:w="120.0" w:type="dxa"/>
+              <w:right w:w="80.0" w:type="dxa"/>
+            </w:tcMar>
+            <w:vAlign w:val="center"/>
+          </w:tcPr>
+          <w:p>
+            <w:pPr>
+              <w:rPr>
+                <w:color w:val="333333"/>
+              </w:rPr>
+            </w:pPr>
+            <w:del w:id="1059" w:author="Claude" w:date="2026-10-21T12:00:00Z">
+              <w:r>
+                <w:rPr>
+                  <w:color w:val="333333"/>
+                  <w:sz w:val="21"/>
+                  <w:szCs w:val="21"/>
+                  <w:rtl w:val="0"/>
+                </w:rPr>
+                <w:delText xml:space="preserve">2627</w:delText>
+              </w:r>
+            </w:del>
+            <w:ins w:id="1060" w:author="Claude" w:date="2026-10-21T12:00:00Z">
+              <w:r>
+                <w:rPr>
+                  <w:color w:val="333333"/>
+                  <w:sz w:val="21"/>
+                  <w:szCs w:val="21"/>
+                  <w:rtl w:val="0"/>
+                </w:rPr>
+                <w:t xml:space="preserve">2367</w:t>
+              </w:r>
+            </w:ins>
+            <w:r>
+              <w:rPr>
+                <w:rtl w:val="0"/>
+              </w:rPr>
+            </w:r>
+          </w:p>
+        </w:tc>
+        <w:tc>
+          <w:tcPr>
+            <w:tcBorders>
+              <w:top w:color="d3d3d3" w:space="0" w:sz="6" w:val="single"/>
+              <w:left w:color="000000" w:space="0" w:sz="0" w:val="nil"/>
+              <w:bottom w:color="000000" w:space="0" w:sz="0" w:val="nil"/>
+              <w:right w:color="000000" w:space="0" w:sz="0" w:val="nil"/>
+            </w:tcBorders>
+            <w:shd w:fill="auto" w:val="clear"/>
+            <w:tcMar>
+              <w:top w:w="120.0" w:type="dxa"/>
+              <w:left w:w="80.0" w:type="dxa"/>
+              <w:bottom w:w="120.0" w:type="dxa"/>
+              <w:right w:w="80.0" w:type="dxa"/>
+            </w:tcMar>
+            <w:vAlign w:val="center"/>
+          </w:tcPr>
+          <w:p>
+            <w:pPr>
+              <w:rPr>
+                <w:color w:val="333333"/>
+              </w:rPr>
+            </w:pPr>
             <w:r>
               <w:rPr>
                 <w:color w:val="333333"/>
@@ -4779,84 +5362,6 @@
                 <w:szCs w:val="21"/>
                 <w:rtl w:val="0"/>
               </w:rPr>
-              <w:t xml:space="preserve">3911</w:t>
-            </w:r>
-            <w:r>
-              <w:rPr>
-                <w:rtl w:val="0"/>
-              </w:rPr>
-            </w:r>
-          </w:p>
-        </w:tc>
-        <w:tc>
-          <w:tcPr>
-            <w:tcBorders>
-              <w:top w:color="d3d3d3" w:space="0" w:sz="6" w:val="single"/>
-              <w:left w:color="000000" w:space="0" w:sz="0" w:val="nil"/>
-              <w:bottom w:color="000000" w:space="0" w:sz="0" w:val="nil"/>
-              <w:right w:color="000000" w:space="0" w:sz="0" w:val="nil"/>
-            </w:tcBorders>
-            <w:shd w:fill="auto" w:val="clear"/>
-            <w:tcMar>
-              <w:top w:w="120.0" w:type="dxa"/>
-              <w:left w:w="80.0" w:type="dxa"/>
-              <w:bottom w:w="120.0" w:type="dxa"/>
-              <w:right w:w="80.0" w:type="dxa"/>
-            </w:tcMar>
-            <w:vAlign w:val="center"/>
-          </w:tcPr>
-          <w:p>
-            <w:pPr>
-              <w:rPr>
-                <w:color w:val="333333"/>
-              </w:rPr>
-            </w:pPr>
-            <w:r>
-              <w:rPr>
-                <w:color w:val="333333"/>
-                <w:sz w:val="21"/>
-                <w:szCs w:val="21"/>
-                <w:rtl w:val="0"/>
-              </w:rPr>
-              <w:t xml:space="preserve">2627</w:t>
-            </w:r>
-            <w:r>
-              <w:rPr>
-                <w:rtl w:val="0"/>
-              </w:rPr>
-            </w:r>
-          </w:p>
-        </w:tc>
-        <w:tc>
-          <w:tcPr>
-            <w:tcBorders>
-              <w:top w:color="d3d3d3" w:space="0" w:sz="6" w:val="single"/>
-              <w:left w:color="000000" w:space="0" w:sz="0" w:val="nil"/>
-              <w:bottom w:color="000000" w:space="0" w:sz="0" w:val="nil"/>
-              <w:right w:color="000000" w:space="0" w:sz="0" w:val="nil"/>
-            </w:tcBorders>
-            <w:shd w:fill="auto" w:val="clear"/>
-            <w:tcMar>
-              <w:top w:w="120.0" w:type="dxa"/>
-              <w:left w:w="80.0" w:type="dxa"/>
-              <w:bottom w:w="120.0" w:type="dxa"/>
-              <w:right w:w="80.0" w:type="dxa"/>
-            </w:tcMar>
-            <w:vAlign w:val="center"/>
-          </w:tcPr>
-          <w:p>
-            <w:pPr>
-              <w:rPr>
-                <w:color w:val="333333"/>
-              </w:rPr>
-            </w:pPr>
-            <w:r>
-              <w:rPr>
-                <w:color w:val="333333"/>
-                <w:sz w:val="21"/>
-                <w:szCs w:val="21"/>
-                <w:rtl w:val="0"/>
-              </w:rPr>
               <w:t xml:space="preserve">2394</w:t>
             </w:r>
             <w:r>
@@ -4889,15 +5394,28 @@
                 <w:color w:val="333333"/>
               </w:rPr>
             </w:pPr>
-            <w:r>
-              <w:rPr>
-                <w:color w:val="333333"/>
-                <w:sz w:val="21"/>
-                <w:szCs w:val="21"/>
-                <w:rtl w:val="0"/>
-              </w:rPr>
-              <w:t xml:space="preserve">2265</w:t>
-            </w:r>
+            <w:del w:id="1061" w:author="Claude" w:date="2026-10-21T12:00:00Z">
+              <w:r>
+                <w:rPr>
+                  <w:color w:val="333333"/>
+                  <w:sz w:val="21"/>
+                  <w:szCs w:val="21"/>
+                  <w:rtl w:val="0"/>
+                </w:rPr>
+                <w:delText xml:space="preserve">2265</w:delText>
+              </w:r>
+            </w:del>
+            <w:ins w:id="1062" w:author="Claude" w:date="2026-10-21T12:00:00Z">
+              <w:r>
+                <w:rPr>
+                  <w:color w:val="333333"/>
+                  <w:sz w:val="21"/>
+                  <w:szCs w:val="21"/>
+                  <w:rtl w:val="0"/>
+                </w:rPr>
+                <w:t xml:space="preserve">2233</w:t>
+              </w:r>
+            </w:ins>
             <w:r>
               <w:rPr>
                 <w:rtl w:val="0"/>
@@ -6390,6 +6908,14 @@
               </w:rPr>
               <w:t xml:space="preserve">morning</w:t>
               <w:br w:type="textWrapping"/>
+            </w:r>
+            <w:r>
+              <w:rPr>
+                <w:color w:val="333333"/>
+                <w:sz w:val="20"/>
+                <w:szCs w:val="20"/>
+                <w:rtl w:val="0"/>
+              </w:rPr>
               <w:t xml:space="preserve">ideally after waking</w:t>
             </w:r>
           </w:p>
@@ -6769,15 +7295,28 @@
                 <w:szCs w:val="20"/>
               </w:rPr>
             </w:pPr>
-            <w:r>
-              <w:rPr>
-                <w:color w:val="333333"/>
-                <w:sz w:val="20"/>
-                <w:szCs w:val="20"/>
-                <w:rtl w:val="0"/>
-              </w:rPr>
-              <w:t xml:space="preserve">27.8 ± 5.12</w:t>
-            </w:r>
+            <w:del w:id="1063" w:author="Claude" w:date="2026-10-21T12:00:00Z">
+              <w:r>
+                <w:rPr>
+                  <w:color w:val="333333"/>
+                  <w:sz w:val="20"/>
+                  <w:szCs w:val="20"/>
+                  <w:rtl w:val="0"/>
+                </w:rPr>
+                <w:delText xml:space="preserve">27.8 ± 5.12</w:delText>
+              </w:r>
+            </w:del>
+            <w:ins w:id="1064" w:author="Claude" w:date="2026-10-21T12:00:00Z">
+              <w:r>
+                <w:rPr>
+                  <w:color w:val="333333"/>
+                  <w:sz w:val="20"/>
+                  <w:szCs w:val="20"/>
+                  <w:rtl w:val="0"/>
+                </w:rPr>
+                <w:t xml:space="preserve">27.6 ± 5.06</w:t>
+              </w:r>
+            </w:ins>
           </w:p>
         </w:tc>
         <w:tc>
@@ -6954,15 +7493,40 @@
                 <w:szCs w:val="20"/>
               </w:rPr>
             </w:pPr>
-            <w:r>
-              <w:rPr>
-                <w:color w:val="333333"/>
-                <w:sz w:val="20"/>
-                <w:szCs w:val="20"/>
-                <w:rtl w:val="0"/>
-              </w:rPr>
-              <w:t xml:space="preserve">29.2 ± 2.50</w:t>
-            </w:r>
+            <w:del w:id="1065" w:author="Claude" w:date="2026-10-21T12:00:00Z">
+              <w:r>
+                <w:rPr>
+                  <w:color w:val="333333"/>
+                  <w:sz w:val="20"/>
+                  <w:szCs w:val="20"/>
+                  <w:rtl w:val="0"/>
+                </w:rPr>
+                <w:delText xml:space="preserve">29.2 ± 2.50</w:delText>
+              </w:r>
+            </w:del>
+            <w:ins w:id="1066" w:author="Claude" w:date="2026-10-21T12:00:00Z">
+              <w:r>
+                <w:rPr>
+                  <w:color w:val="333333"/>
+                  <w:sz w:val="20"/>
+                  <w:szCs w:val="20"/>
+                  <w:rtl w:val="0"/>
+                </w:rPr>
+                <w:t xml:space="preserve">29.2 ± 2.39</w:t>
+              </w:r>
+            </w:ins>
+            <w:ins w:id="1095" w:author="Claude" w:date="2026-10-21T12:00:00Z">
+              <w:r>
+                <w:rPr>
+                  <w:color w:val="333333"/>
+                  <w:sz w:val="20"/>
+                  <w:szCs w:val="20"/>
+                  <w:vertAlign w:val="superscript"/>
+                  <w:rtl w:val="0"/>
+                </w:rPr>
+                <w:t xml:space="preserve">b</w:t>
+              </w:r>
+            </w:ins>
           </w:p>
         </w:tc>
         <w:tc>
@@ -9051,126 +9615,178 @@
                 <w:szCs w:val="20"/>
               </w:rPr>
             </w:pPr>
-            <w:r>
-              <w:rPr>
-                <w:color w:val="333333"/>
-                <w:sz w:val="20"/>
-                <w:szCs w:val="20"/>
-                <w:rtl w:val="0"/>
-              </w:rPr>
-              <w:t xml:space="preserve">1.49</w:t>
-            </w:r>
-          </w:p>
-        </w:tc>
-        <w:tc>
-          <w:tcPr>
-            <w:tcBorders>
-              <w:top w:color="d3d3d3" w:space="0" w:sz="6" w:val="single"/>
-              <w:left w:color="000000" w:space="0" w:sz="0" w:val="nil"/>
-              <w:bottom w:color="000000" w:space="0" w:sz="0" w:val="nil"/>
-              <w:right w:color="000000" w:space="0" w:sz="0" w:val="nil"/>
-            </w:tcBorders>
-            <w:shd w:fill="auto" w:val="clear"/>
-            <w:tcMar>
-              <w:top w:w="120.0" w:type="dxa"/>
-              <w:left w:w="80.0" w:type="dxa"/>
-              <w:bottom w:w="120.0" w:type="dxa"/>
-              <w:right w:w="80.0" w:type="dxa"/>
-            </w:tcMar>
-            <w:vAlign w:val="center"/>
-          </w:tcPr>
-          <w:p>
-            <w:pPr>
-              <w:widowControl w:val="0"/>
-              <w:rPr>
-                <w:color w:val="333333"/>
-                <w:sz w:val="20"/>
-                <w:szCs w:val="20"/>
-              </w:rPr>
-            </w:pPr>
-            <w:r>
-              <w:rPr>
-                <w:color w:val="333333"/>
-                <w:sz w:val="20"/>
-                <w:szCs w:val="20"/>
-                <w:rtl w:val="0"/>
-              </w:rPr>
-              <w:t xml:space="preserve">2.83</w:t>
-            </w:r>
-          </w:p>
-        </w:tc>
-        <w:tc>
-          <w:tcPr>
-            <w:tcBorders>
-              <w:top w:color="d3d3d3" w:space="0" w:sz="6" w:val="single"/>
-              <w:left w:color="000000" w:space="0" w:sz="0" w:val="nil"/>
-              <w:bottom w:color="000000" w:space="0" w:sz="0" w:val="nil"/>
-              <w:right w:color="000000" w:space="0" w:sz="0" w:val="nil"/>
-            </w:tcBorders>
-            <w:shd w:fill="auto" w:val="clear"/>
-            <w:tcMar>
-              <w:top w:w="120.0" w:type="dxa"/>
-              <w:left w:w="80.0" w:type="dxa"/>
-              <w:bottom w:w="120.0" w:type="dxa"/>
-              <w:right w:w="80.0" w:type="dxa"/>
-            </w:tcMar>
-            <w:vAlign w:val="center"/>
-          </w:tcPr>
-          <w:p>
-            <w:pPr>
-              <w:widowControl w:val="0"/>
-              <w:rPr>
-                <w:color w:val="333333"/>
-                <w:sz w:val="20"/>
-                <w:szCs w:val="20"/>
-              </w:rPr>
-            </w:pPr>
-            <w:r>
-              <w:rPr>
-                <w:color w:val="333333"/>
-                <w:sz w:val="20"/>
-                <w:szCs w:val="20"/>
-                <w:rtl w:val="0"/>
-              </w:rPr>
-              <w:t xml:space="preserve">3.10</w:t>
-            </w:r>
-          </w:p>
-        </w:tc>
-        <w:tc>
-          <w:tcPr>
-            <w:tcBorders>
-              <w:top w:color="d3d3d3" w:space="0" w:sz="6" w:val="single"/>
-              <w:left w:color="000000" w:space="0" w:sz="0" w:val="nil"/>
-              <w:bottom w:color="000000" w:space="0" w:sz="0" w:val="nil"/>
-              <w:right w:color="000000" w:space="0" w:sz="0" w:val="nil"/>
-            </w:tcBorders>
-            <w:shd w:fill="auto" w:val="clear"/>
-            <w:tcMar>
-              <w:top w:w="120.0" w:type="dxa"/>
-              <w:left w:w="80.0" w:type="dxa"/>
-              <w:bottom w:w="120.0" w:type="dxa"/>
-              <w:right w:w="80.0" w:type="dxa"/>
-            </w:tcMar>
-            <w:vAlign w:val="center"/>
-          </w:tcPr>
-          <w:p>
-            <w:pPr>
-              <w:widowControl w:val="0"/>
-              <w:rPr>
-                <w:color w:val="333333"/>
-                <w:sz w:val="20"/>
-                <w:szCs w:val="20"/>
-              </w:rPr>
-            </w:pPr>
-            <w:r>
-              <w:rPr>
-                <w:color w:val="333333"/>
-                <w:sz w:val="20"/>
-                <w:szCs w:val="20"/>
-                <w:rtl w:val="0"/>
-              </w:rPr>
-              <w:t xml:space="preserve">5.47</w:t>
-            </w:r>
+            <w:del w:id="1067" w:author="Claude" w:date="2026-10-21T12:00:00Z">
+              <w:r>
+                <w:rPr>
+                  <w:color w:val="333333"/>
+                  <w:sz w:val="20"/>
+                  <w:szCs w:val="20"/>
+                  <w:rtl w:val="0"/>
+                </w:rPr>
+                <w:delText xml:space="preserve">1.49</w:delText>
+              </w:r>
+            </w:del>
+            <w:ins w:id="1068" w:author="Claude" w:date="2026-10-21T12:00:00Z">
+              <w:r>
+                <w:rPr>
+                  <w:color w:val="333333"/>
+                  <w:sz w:val="20"/>
+                  <w:szCs w:val="20"/>
+                  <w:rtl w:val="0"/>
+                </w:rPr>
+                <w:t xml:space="preserve">1.50</w:t>
+              </w:r>
+            </w:ins>
+          </w:p>
+        </w:tc>
+        <w:tc>
+          <w:tcPr>
+            <w:tcBorders>
+              <w:top w:color="d3d3d3" w:space="0" w:sz="6" w:val="single"/>
+              <w:left w:color="000000" w:space="0" w:sz="0" w:val="nil"/>
+              <w:bottom w:color="000000" w:space="0" w:sz="0" w:val="nil"/>
+              <w:right w:color="000000" w:space="0" w:sz="0" w:val="nil"/>
+            </w:tcBorders>
+            <w:shd w:fill="auto" w:val="clear"/>
+            <w:tcMar>
+              <w:top w:w="120.0" w:type="dxa"/>
+              <w:left w:w="80.0" w:type="dxa"/>
+              <w:bottom w:w="120.0" w:type="dxa"/>
+              <w:right w:w="80.0" w:type="dxa"/>
+            </w:tcMar>
+            <w:vAlign w:val="center"/>
+          </w:tcPr>
+          <w:p>
+            <w:pPr>
+              <w:widowControl w:val="0"/>
+              <w:rPr>
+                <w:color w:val="333333"/>
+                <w:sz w:val="20"/>
+                <w:szCs w:val="20"/>
+              </w:rPr>
+            </w:pPr>
+            <w:del w:id="1069" w:author="Claude" w:date="2026-10-21T12:00:00Z">
+              <w:r>
+                <w:rPr>
+                  <w:color w:val="333333"/>
+                  <w:sz w:val="20"/>
+                  <w:szCs w:val="20"/>
+                  <w:rtl w:val="0"/>
+                </w:rPr>
+                <w:delText xml:space="preserve">2.83</w:delText>
+              </w:r>
+            </w:del>
+            <w:ins w:id="1070" w:author="Claude" w:date="2026-10-21T12:00:00Z">
+              <w:r>
+                <w:rPr>
+                  <w:color w:val="333333"/>
+                  <w:sz w:val="20"/>
+                  <w:szCs w:val="20"/>
+                  <w:rtl w:val="0"/>
+                </w:rPr>
+                <w:t xml:space="preserve">2.84</w:t>
+              </w:r>
+            </w:ins>
+          </w:p>
+        </w:tc>
+        <w:tc>
+          <w:tcPr>
+            <w:tcBorders>
+              <w:top w:color="d3d3d3" w:space="0" w:sz="6" w:val="single"/>
+              <w:left w:color="000000" w:space="0" w:sz="0" w:val="nil"/>
+              <w:bottom w:color="000000" w:space="0" w:sz="0" w:val="nil"/>
+              <w:right w:color="000000" w:space="0" w:sz="0" w:val="nil"/>
+            </w:tcBorders>
+            <w:shd w:fill="auto" w:val="clear"/>
+            <w:tcMar>
+              <w:top w:w="120.0" w:type="dxa"/>
+              <w:left w:w="80.0" w:type="dxa"/>
+              <w:bottom w:w="120.0" w:type="dxa"/>
+              <w:right w:w="80.0" w:type="dxa"/>
+            </w:tcMar>
+            <w:vAlign w:val="center"/>
+          </w:tcPr>
+          <w:p>
+            <w:pPr>
+              <w:widowControl w:val="0"/>
+              <w:rPr>
+                <w:color w:val="333333"/>
+                <w:sz w:val="20"/>
+                <w:szCs w:val="20"/>
+              </w:rPr>
+            </w:pPr>
+            <w:del w:id="1071" w:author="Claude" w:date="2026-10-21T12:00:00Z">
+              <w:r>
+                <w:rPr>
+                  <w:color w:val="333333"/>
+                  <w:sz w:val="20"/>
+                  <w:szCs w:val="20"/>
+                  <w:rtl w:val="0"/>
+                </w:rPr>
+                <w:delText xml:space="preserve">3.10</w:delText>
+              </w:r>
+            </w:del>
+            <w:ins w:id="1072" w:author="Claude" w:date="2026-10-21T12:00:00Z">
+              <w:r>
+                <w:rPr>
+                  <w:color w:val="333333"/>
+                  <w:sz w:val="20"/>
+                  <w:szCs w:val="20"/>
+                  <w:rtl w:val="0"/>
+                </w:rPr>
+                <w:t xml:space="preserve">3.08</w:t>
+              </w:r>
+            </w:ins>
+          </w:p>
+        </w:tc>
+        <w:tc>
+          <w:tcPr>
+            <w:tcBorders>
+              <w:top w:color="d3d3d3" w:space="0" w:sz="6" w:val="single"/>
+              <w:left w:color="000000" w:space="0" w:sz="0" w:val="nil"/>
+              <w:bottom w:color="000000" w:space="0" w:sz="0" w:val="nil"/>
+              <w:right w:color="000000" w:space="0" w:sz="0" w:val="nil"/>
+            </w:tcBorders>
+            <w:shd w:fill="auto" w:val="clear"/>
+            <w:tcMar>
+              <w:top w:w="120.0" w:type="dxa"/>
+              <w:left w:w="80.0" w:type="dxa"/>
+              <w:bottom w:w="120.0" w:type="dxa"/>
+              <w:right w:w="80.0" w:type="dxa"/>
+            </w:tcMar>
+            <w:vAlign w:val="center"/>
+          </w:tcPr>
+          <w:p>
+            <w:pPr>
+              <w:widowControl w:val="0"/>
+              <w:rPr>
+                <w:color w:val="333333"/>
+                <w:sz w:val="20"/>
+                <w:szCs w:val="20"/>
+              </w:rPr>
+            </w:pPr>
+            <w:del w:id="1073" w:author="Claude" w:date="2026-10-21T12:00:00Z">
+              <w:r>
+                <w:rPr>
+                  <w:color w:val="333333"/>
+                  <w:sz w:val="20"/>
+                  <w:szCs w:val="20"/>
+                  <w:rtl w:val="0"/>
+                </w:rPr>
+                <w:delText xml:space="preserve">5.47</w:delText>
+              </w:r>
+            </w:del>
+            <w:ins w:id="1074" w:author="Claude" w:date="2026-10-21T12:00:00Z">
+              <w:r>
+                <w:rPr>
+                  <w:color w:val="333333"/>
+                  <w:sz w:val="20"/>
+                  <w:szCs w:val="20"/>
+                  <w:rtl w:val="0"/>
+                </w:rPr>
+                <w:t xml:space="preserve">5.49</w:t>
+              </w:r>
+            </w:ins>
           </w:p>
         </w:tc>
         <w:tc>
@@ -9236,52 +9852,78 @@
                 <w:szCs w:val="20"/>
               </w:rPr>
             </w:pPr>
-            <w:r>
-              <w:rPr>
-                <w:color w:val="333333"/>
-                <w:sz w:val="20"/>
-                <w:szCs w:val="20"/>
-                <w:rtl w:val="0"/>
-              </w:rPr>
-              <w:t xml:space="preserve">4.81</w:t>
-            </w:r>
-          </w:p>
-        </w:tc>
-        <w:tc>
-          <w:tcPr>
-            <w:tcBorders>
-              <w:top w:color="d3d3d3" w:space="0" w:sz="6" w:val="single"/>
-              <w:left w:color="000000" w:space="0" w:sz="0" w:val="nil"/>
-              <w:bottom w:color="000000" w:space="0" w:sz="0" w:val="nil"/>
-              <w:right w:color="000000" w:space="0" w:sz="0" w:val="nil"/>
-            </w:tcBorders>
-            <w:shd w:fill="auto" w:val="clear"/>
-            <w:tcMar>
-              <w:top w:w="120.0" w:type="dxa"/>
-              <w:left w:w="80.0" w:type="dxa"/>
-              <w:bottom w:w="120.0" w:type="dxa"/>
-              <w:right w:w="80.0" w:type="dxa"/>
-            </w:tcMar>
-            <w:vAlign w:val="center"/>
-          </w:tcPr>
-          <w:p>
-            <w:pPr>
-              <w:widowControl w:val="0"/>
-              <w:rPr>
-                <w:color w:val="333333"/>
-                <w:sz w:val="20"/>
-                <w:szCs w:val="20"/>
-              </w:rPr>
-            </w:pPr>
-            <w:r>
-              <w:rPr>
-                <w:color w:val="333333"/>
-                <w:sz w:val="20"/>
-                <w:szCs w:val="20"/>
-                <w:rtl w:val="0"/>
-              </w:rPr>
-              <w:t xml:space="preserve">6.30</w:t>
-            </w:r>
+            <w:del w:id="1075" w:author="Claude" w:date="2026-10-21T12:00:00Z">
+              <w:r>
+                <w:rPr>
+                  <w:color w:val="333333"/>
+                  <w:sz w:val="20"/>
+                  <w:szCs w:val="20"/>
+                  <w:rtl w:val="0"/>
+                </w:rPr>
+                <w:delText xml:space="preserve">4.81</w:delText>
+              </w:r>
+            </w:del>
+            <w:ins w:id="1076" w:author="Claude" w:date="2026-10-21T12:00:00Z">
+              <w:r>
+                <w:rPr>
+                  <w:color w:val="333333"/>
+                  <w:sz w:val="20"/>
+                  <w:szCs w:val="20"/>
+                  <w:rtl w:val="0"/>
+                </w:rPr>
+                <w:t xml:space="preserve">4.80</w:t>
+              </w:r>
+            </w:ins>
+          </w:p>
+        </w:tc>
+        <w:tc>
+          <w:tcPr>
+            <w:tcBorders>
+              <w:top w:color="d3d3d3" w:space="0" w:sz="6" w:val="single"/>
+              <w:left w:color="000000" w:space="0" w:sz="0" w:val="nil"/>
+              <w:bottom w:color="000000" w:space="0" w:sz="0" w:val="nil"/>
+              <w:right w:color="000000" w:space="0" w:sz="0" w:val="nil"/>
+            </w:tcBorders>
+            <w:shd w:fill="auto" w:val="clear"/>
+            <w:tcMar>
+              <w:top w:w="120.0" w:type="dxa"/>
+              <w:left w:w="80.0" w:type="dxa"/>
+              <w:bottom w:w="120.0" w:type="dxa"/>
+              <w:right w:w="80.0" w:type="dxa"/>
+            </w:tcMar>
+            <w:vAlign w:val="center"/>
+          </w:tcPr>
+          <w:p>
+            <w:pPr>
+              <w:widowControl w:val="0"/>
+              <w:rPr>
+                <w:color w:val="333333"/>
+                <w:sz w:val="20"/>
+                <w:szCs w:val="20"/>
+              </w:rPr>
+            </w:pPr>
+            <w:del w:id="1077" w:author="Claude" w:date="2026-10-21T12:00:00Z">
+              <w:r>
+                <w:rPr>
+                  <w:color w:val="333333"/>
+                  <w:sz w:val="20"/>
+                  <w:szCs w:val="20"/>
+                  <w:rtl w:val="0"/>
+                </w:rPr>
+                <w:delText xml:space="preserve">6.30</w:delText>
+              </w:r>
+            </w:del>
+            <w:ins w:id="1078" w:author="Claude" w:date="2026-10-21T12:00:00Z">
+              <w:r>
+                <w:rPr>
+                  <w:color w:val="333333"/>
+                  <w:sz w:val="20"/>
+                  <w:szCs w:val="20"/>
+                  <w:rtl w:val="0"/>
+                </w:rPr>
+                <w:t xml:space="preserve">6.27</w:t>
+              </w:r>
+            </w:ins>
           </w:p>
         </w:tc>
         <w:tc>
@@ -11588,274 +12230,378 @@
                 <w:szCs w:val="20"/>
               </w:rPr>
             </w:pPr>
-            <w:r>
-              <w:rPr>
-                <w:color w:val="333333"/>
-                <w:sz w:val="20"/>
-                <w:szCs w:val="20"/>
-                <w:rtl w:val="0"/>
-              </w:rPr>
-              <w:t xml:space="preserve">1394</w:t>
-            </w:r>
-          </w:p>
-        </w:tc>
-        <w:tc>
-          <w:tcPr>
-            <w:tcBorders>
-              <w:top w:color="d3d3d3" w:space="0" w:sz="6" w:val="single"/>
-              <w:left w:color="000000" w:space="0" w:sz="0" w:val="nil"/>
-              <w:bottom w:color="000000" w:space="0" w:sz="0" w:val="nil"/>
-              <w:right w:color="000000" w:space="0" w:sz="0" w:val="nil"/>
-            </w:tcBorders>
-            <w:shd w:fill="auto" w:val="clear"/>
-            <w:tcMar>
-              <w:top w:w="120.0" w:type="dxa"/>
-              <w:left w:w="80.0" w:type="dxa"/>
-              <w:bottom w:w="120.0" w:type="dxa"/>
-              <w:right w:w="80.0" w:type="dxa"/>
-            </w:tcMar>
-            <w:vAlign w:val="center"/>
-          </w:tcPr>
-          <w:p>
-            <w:pPr>
-              <w:widowControl w:val="0"/>
-              <w:rPr>
-                <w:color w:val="333333"/>
-                <w:sz w:val="20"/>
-                <w:szCs w:val="20"/>
-              </w:rPr>
-            </w:pPr>
-            <w:r>
-              <w:rPr>
-                <w:color w:val="333333"/>
-                <w:sz w:val="20"/>
-                <w:szCs w:val="20"/>
-                <w:rtl w:val="0"/>
-              </w:rPr>
-              <w:t xml:space="preserve">42.95</w:t>
-            </w:r>
-          </w:p>
-        </w:tc>
-        <w:tc>
-          <w:tcPr>
-            <w:tcBorders>
-              <w:top w:color="d3d3d3" w:space="0" w:sz="6" w:val="single"/>
-              <w:left w:color="000000" w:space="0" w:sz="0" w:val="nil"/>
-              <w:bottom w:color="000000" w:space="0" w:sz="0" w:val="nil"/>
-              <w:right w:color="000000" w:space="0" w:sz="0" w:val="nil"/>
-            </w:tcBorders>
-            <w:shd w:fill="auto" w:val="clear"/>
-            <w:tcMar>
-              <w:top w:w="120.0" w:type="dxa"/>
-              <w:left w:w="80.0" w:type="dxa"/>
-              <w:bottom w:w="120.0" w:type="dxa"/>
-              <w:right w:w="80.0" w:type="dxa"/>
-            </w:tcMar>
-            <w:vAlign w:val="center"/>
-          </w:tcPr>
-          <w:p>
-            <w:pPr>
-              <w:widowControl w:val="0"/>
-              <w:rPr>
-                <w:color w:val="333333"/>
-                <w:sz w:val="20"/>
-                <w:szCs w:val="20"/>
-              </w:rPr>
-            </w:pPr>
-            <w:r>
-              <w:rPr>
-                <w:color w:val="333333"/>
-                <w:sz w:val="20"/>
-                <w:szCs w:val="20"/>
-                <w:rtl w:val="0"/>
-              </w:rPr>
-              <w:t xml:space="preserve">122.73</w:t>
-            </w:r>
-          </w:p>
-        </w:tc>
-        <w:tc>
-          <w:tcPr>
-            <w:tcBorders>
-              <w:top w:color="d3d3d3" w:space="0" w:sz="6" w:val="single"/>
-              <w:left w:color="000000" w:space="0" w:sz="0" w:val="nil"/>
-              <w:bottom w:color="000000" w:space="0" w:sz="0" w:val="nil"/>
-              <w:right w:color="000000" w:space="0" w:sz="0" w:val="nil"/>
-            </w:tcBorders>
-            <w:shd w:fill="auto" w:val="clear"/>
-            <w:tcMar>
-              <w:top w:w="120.0" w:type="dxa"/>
-              <w:left w:w="80.0" w:type="dxa"/>
-              <w:bottom w:w="120.0" w:type="dxa"/>
-              <w:right w:w="80.0" w:type="dxa"/>
-            </w:tcMar>
-            <w:vAlign w:val="center"/>
-          </w:tcPr>
-          <w:p>
-            <w:pPr>
-              <w:widowControl w:val="0"/>
-              <w:rPr>
-                <w:color w:val="333333"/>
-                <w:sz w:val="20"/>
-                <w:szCs w:val="20"/>
-              </w:rPr>
-            </w:pPr>
-            <w:r>
-              <w:rPr>
-                <w:color w:val="333333"/>
-                <w:sz w:val="20"/>
-                <w:szCs w:val="20"/>
-                <w:rtl w:val="0"/>
-              </w:rPr>
-              <w:t xml:space="preserve">70.81</w:t>
-            </w:r>
-          </w:p>
-        </w:tc>
-        <w:tc>
-          <w:tcPr>
-            <w:tcBorders>
-              <w:top w:color="d3d3d3" w:space="0" w:sz="6" w:val="single"/>
-              <w:left w:color="000000" w:space="0" w:sz="0" w:val="nil"/>
-              <w:bottom w:color="000000" w:space="0" w:sz="0" w:val="nil"/>
-              <w:right w:color="000000" w:space="0" w:sz="0" w:val="nil"/>
-            </w:tcBorders>
-            <w:shd w:fill="auto" w:val="clear"/>
-            <w:tcMar>
-              <w:top w:w="120.0" w:type="dxa"/>
-              <w:left w:w="80.0" w:type="dxa"/>
-              <w:bottom w:w="120.0" w:type="dxa"/>
-              <w:right w:w="80.0" w:type="dxa"/>
-            </w:tcMar>
-            <w:vAlign w:val="center"/>
-          </w:tcPr>
-          <w:p>
-            <w:pPr>
-              <w:widowControl w:val="0"/>
-              <w:rPr>
-                <w:color w:val="333333"/>
-                <w:sz w:val="20"/>
-                <w:szCs w:val="20"/>
-              </w:rPr>
-            </w:pPr>
-            <w:r>
-              <w:rPr>
-                <w:color w:val="333333"/>
-                <w:sz w:val="20"/>
-                <w:szCs w:val="20"/>
-                <w:rtl w:val="0"/>
-              </w:rPr>
-              <w:t xml:space="preserve">9.58</w:t>
-            </w:r>
-          </w:p>
-        </w:tc>
-        <w:tc>
-          <w:tcPr>
-            <w:tcBorders>
-              <w:top w:color="d3d3d3" w:space="0" w:sz="6" w:val="single"/>
-              <w:left w:color="000000" w:space="0" w:sz="0" w:val="nil"/>
-              <w:bottom w:color="000000" w:space="0" w:sz="0" w:val="nil"/>
-              <w:right w:color="000000" w:space="0" w:sz="0" w:val="nil"/>
-            </w:tcBorders>
-            <w:shd w:fill="auto" w:val="clear"/>
-            <w:tcMar>
-              <w:top w:w="120.0" w:type="dxa"/>
-              <w:left w:w="80.0" w:type="dxa"/>
-              <w:bottom w:w="120.0" w:type="dxa"/>
-              <w:right w:w="80.0" w:type="dxa"/>
-            </w:tcMar>
-            <w:vAlign w:val="center"/>
-          </w:tcPr>
-          <w:p>
-            <w:pPr>
-              <w:widowControl w:val="0"/>
-              <w:rPr>
-                <w:color w:val="333333"/>
-                <w:sz w:val="20"/>
-                <w:szCs w:val="20"/>
-              </w:rPr>
-            </w:pPr>
-            <w:r>
-              <w:rPr>
-                <w:color w:val="333333"/>
-                <w:sz w:val="20"/>
-                <w:szCs w:val="20"/>
-                <w:rtl w:val="0"/>
-              </w:rPr>
-              <w:t xml:space="preserve">17.64</w:t>
-            </w:r>
-          </w:p>
-        </w:tc>
-        <w:tc>
-          <w:tcPr>
-            <w:tcBorders>
-              <w:top w:color="d3d3d3" w:space="0" w:sz="6" w:val="single"/>
-              <w:left w:color="000000" w:space="0" w:sz="0" w:val="nil"/>
-              <w:bottom w:color="000000" w:space="0" w:sz="0" w:val="nil"/>
-              <w:right w:color="000000" w:space="0" w:sz="0" w:val="nil"/>
-            </w:tcBorders>
-            <w:shd w:fill="auto" w:val="clear"/>
-            <w:tcMar>
-              <w:top w:w="120.0" w:type="dxa"/>
-              <w:left w:w="80.0" w:type="dxa"/>
-              <w:bottom w:w="120.0" w:type="dxa"/>
-              <w:right w:w="80.0" w:type="dxa"/>
-            </w:tcMar>
-            <w:vAlign w:val="center"/>
-          </w:tcPr>
-          <w:p>
-            <w:pPr>
-              <w:widowControl w:val="0"/>
-              <w:rPr>
-                <w:color w:val="333333"/>
-                <w:sz w:val="20"/>
-                <w:szCs w:val="20"/>
-              </w:rPr>
-            </w:pPr>
-            <w:r>
-              <w:rPr>
-                <w:color w:val="333333"/>
-                <w:sz w:val="20"/>
-                <w:szCs w:val="20"/>
-                <w:rtl w:val="0"/>
-              </w:rPr>
-              <w:t xml:space="preserve">117.92</w:t>
-            </w:r>
-          </w:p>
-        </w:tc>
-        <w:tc>
-          <w:tcPr>
-            <w:tcBorders>
-              <w:top w:color="d3d3d3" w:space="0" w:sz="6" w:val="single"/>
-              <w:left w:color="000000" w:space="0" w:sz="0" w:val="nil"/>
-              <w:bottom w:color="000000" w:space="0" w:sz="0" w:val="nil"/>
-              <w:right w:color="000000" w:space="0" w:sz="0" w:val="nil"/>
-            </w:tcBorders>
-            <w:shd w:fill="auto" w:val="clear"/>
-            <w:tcMar>
-              <w:top w:w="120.0" w:type="dxa"/>
-              <w:left w:w="80.0" w:type="dxa"/>
-              <w:bottom w:w="120.0" w:type="dxa"/>
-              <w:right w:w="80.0" w:type="dxa"/>
-            </w:tcMar>
-            <w:vAlign w:val="center"/>
-          </w:tcPr>
-          <w:p>
-            <w:pPr>
-              <w:widowControl w:val="0"/>
-              <w:rPr>
-                <w:color w:val="333333"/>
-                <w:sz w:val="20"/>
-                <w:szCs w:val="20"/>
-              </w:rPr>
-            </w:pPr>
-            <w:r>
-              <w:rPr>
-                <w:color w:val="333333"/>
-                <w:sz w:val="20"/>
-                <w:szCs w:val="20"/>
-                <w:rtl w:val="0"/>
-              </w:rPr>
-              <w:t xml:space="preserve">48.42</w:t>
-            </w:r>
+            <w:del w:id="1079" w:author="Claude" w:date="2026-10-21T12:00:00Z">
+              <w:r>
+                <w:rPr>
+                  <w:color w:val="333333"/>
+                  <w:sz w:val="20"/>
+                  <w:szCs w:val="20"/>
+                  <w:rtl w:val="0"/>
+                </w:rPr>
+                <w:delText xml:space="preserve">1394</w:delText>
+              </w:r>
+            </w:del>
+            <w:ins w:id="1080" w:author="Claude" w:date="2026-10-21T12:00:00Z">
+              <w:r>
+                <w:rPr>
+                  <w:color w:val="333333"/>
+                  <w:sz w:val="20"/>
+                  <w:szCs w:val="20"/>
+                  <w:rtl w:val="0"/>
+                </w:rPr>
+                <w:t xml:space="preserve">1393</w:t>
+              </w:r>
+            </w:ins>
+          </w:p>
+        </w:tc>
+        <w:tc>
+          <w:tcPr>
+            <w:tcBorders>
+              <w:top w:color="d3d3d3" w:space="0" w:sz="6" w:val="single"/>
+              <w:left w:color="000000" w:space="0" w:sz="0" w:val="nil"/>
+              <w:bottom w:color="000000" w:space="0" w:sz="0" w:val="nil"/>
+              <w:right w:color="000000" w:space="0" w:sz="0" w:val="nil"/>
+            </w:tcBorders>
+            <w:shd w:fill="auto" w:val="clear"/>
+            <w:tcMar>
+              <w:top w:w="120.0" w:type="dxa"/>
+              <w:left w:w="80.0" w:type="dxa"/>
+              <w:bottom w:w="120.0" w:type="dxa"/>
+              <w:right w:w="80.0" w:type="dxa"/>
+            </w:tcMar>
+            <w:vAlign w:val="center"/>
+          </w:tcPr>
+          <w:p>
+            <w:pPr>
+              <w:widowControl w:val="0"/>
+              <w:rPr>
+                <w:color w:val="333333"/>
+                <w:sz w:val="20"/>
+                <w:szCs w:val="20"/>
+              </w:rPr>
+            </w:pPr>
+            <w:del w:id="1081" w:author="Claude" w:date="2026-10-21T12:00:00Z">
+              <w:r>
+                <w:rPr>
+                  <w:color w:val="333333"/>
+                  <w:sz w:val="20"/>
+                  <w:szCs w:val="20"/>
+                  <w:rtl w:val="0"/>
+                </w:rPr>
+                <w:delText xml:space="preserve">42.95</w:delText>
+              </w:r>
+            </w:del>
+            <w:ins w:id="1082" w:author="Claude" w:date="2026-10-21T12:00:00Z">
+              <w:r>
+                <w:rPr>
+                  <w:color w:val="333333"/>
+                  <w:sz w:val="20"/>
+                  <w:szCs w:val="20"/>
+                  <w:rtl w:val="0"/>
+                </w:rPr>
+                <w:t xml:space="preserve">43.11</w:t>
+              </w:r>
+            </w:ins>
+          </w:p>
+        </w:tc>
+        <w:tc>
+          <w:tcPr>
+            <w:tcBorders>
+              <w:top w:color="d3d3d3" w:space="0" w:sz="6" w:val="single"/>
+              <w:left w:color="000000" w:space="0" w:sz="0" w:val="nil"/>
+              <w:bottom w:color="000000" w:space="0" w:sz="0" w:val="nil"/>
+              <w:right w:color="000000" w:space="0" w:sz="0" w:val="nil"/>
+            </w:tcBorders>
+            <w:shd w:fill="auto" w:val="clear"/>
+            <w:tcMar>
+              <w:top w:w="120.0" w:type="dxa"/>
+              <w:left w:w="80.0" w:type="dxa"/>
+              <w:bottom w:w="120.0" w:type="dxa"/>
+              <w:right w:w="80.0" w:type="dxa"/>
+            </w:tcMar>
+            <w:vAlign w:val="center"/>
+          </w:tcPr>
+          <w:p>
+            <w:pPr>
+              <w:widowControl w:val="0"/>
+              <w:rPr>
+                <w:color w:val="333333"/>
+                <w:sz w:val="20"/>
+                <w:szCs w:val="20"/>
+              </w:rPr>
+            </w:pPr>
+            <w:del w:id="1083" w:author="Claude" w:date="2026-10-21T12:00:00Z">
+              <w:r>
+                <w:rPr>
+                  <w:color w:val="333333"/>
+                  <w:sz w:val="20"/>
+                  <w:szCs w:val="20"/>
+                  <w:rtl w:val="0"/>
+                </w:rPr>
+                <w:delText xml:space="preserve">122.73</w:delText>
+              </w:r>
+            </w:del>
+            <w:ins w:id="1084" w:author="Claude" w:date="2026-10-21T12:00:00Z">
+              <w:r>
+                <w:rPr>
+                  <w:color w:val="333333"/>
+                  <w:sz w:val="20"/>
+                  <w:szCs w:val="20"/>
+                  <w:rtl w:val="0"/>
+                </w:rPr>
+                <w:t xml:space="preserve">122.17</w:t>
+              </w:r>
+            </w:ins>
+          </w:p>
+        </w:tc>
+        <w:tc>
+          <w:tcPr>
+            <w:tcBorders>
+              <w:top w:color="d3d3d3" w:space="0" w:sz="6" w:val="single"/>
+              <w:left w:color="000000" w:space="0" w:sz="0" w:val="nil"/>
+              <w:bottom w:color="000000" w:space="0" w:sz="0" w:val="nil"/>
+              <w:right w:color="000000" w:space="0" w:sz="0" w:val="nil"/>
+            </w:tcBorders>
+            <w:shd w:fill="auto" w:val="clear"/>
+            <w:tcMar>
+              <w:top w:w="120.0" w:type="dxa"/>
+              <w:left w:w="80.0" w:type="dxa"/>
+              <w:bottom w:w="120.0" w:type="dxa"/>
+              <w:right w:w="80.0" w:type="dxa"/>
+            </w:tcMar>
+            <w:vAlign w:val="center"/>
+          </w:tcPr>
+          <w:p>
+            <w:pPr>
+              <w:widowControl w:val="0"/>
+              <w:rPr>
+                <w:color w:val="333333"/>
+                <w:sz w:val="20"/>
+                <w:szCs w:val="20"/>
+              </w:rPr>
+            </w:pPr>
+            <w:del w:id="1085" w:author="Claude" w:date="2026-10-21T12:00:00Z">
+              <w:r>
+                <w:rPr>
+                  <w:color w:val="333333"/>
+                  <w:sz w:val="20"/>
+                  <w:szCs w:val="20"/>
+                  <w:rtl w:val="0"/>
+                </w:rPr>
+                <w:delText xml:space="preserve">70.81</w:delText>
+              </w:r>
+            </w:del>
+            <w:ins w:id="1086" w:author="Claude" w:date="2026-10-21T12:00:00Z">
+              <w:r>
+                <w:rPr>
+                  <w:color w:val="333333"/>
+                  <w:sz w:val="20"/>
+                  <w:szCs w:val="20"/>
+                  <w:rtl w:val="0"/>
+                </w:rPr>
+                <w:t xml:space="preserve">71.12</w:t>
+              </w:r>
+            </w:ins>
+          </w:p>
+        </w:tc>
+        <w:tc>
+          <w:tcPr>
+            <w:tcBorders>
+              <w:top w:color="d3d3d3" w:space="0" w:sz="6" w:val="single"/>
+              <w:left w:color="000000" w:space="0" w:sz="0" w:val="nil"/>
+              <w:bottom w:color="000000" w:space="0" w:sz="0" w:val="nil"/>
+              <w:right w:color="000000" w:space="0" w:sz="0" w:val="nil"/>
+            </w:tcBorders>
+            <w:shd w:fill="auto" w:val="clear"/>
+            <w:tcMar>
+              <w:top w:w="120.0" w:type="dxa"/>
+              <w:left w:w="80.0" w:type="dxa"/>
+              <w:bottom w:w="120.0" w:type="dxa"/>
+              <w:right w:w="80.0" w:type="dxa"/>
+            </w:tcMar>
+            <w:vAlign w:val="center"/>
+          </w:tcPr>
+          <w:p>
+            <w:pPr>
+              <w:widowControl w:val="0"/>
+              <w:rPr>
+                <w:color w:val="333333"/>
+                <w:sz w:val="20"/>
+                <w:szCs w:val="20"/>
+              </w:rPr>
+            </w:pPr>
+            <w:del w:id="1087" w:author="Claude" w:date="2026-10-21T12:00:00Z">
+              <w:r>
+                <w:rPr>
+                  <w:color w:val="333333"/>
+                  <w:sz w:val="20"/>
+                  <w:szCs w:val="20"/>
+                  <w:rtl w:val="0"/>
+                </w:rPr>
+                <w:delText xml:space="preserve">9.58</w:delText>
+              </w:r>
+            </w:del>
+            <w:ins w:id="1088" w:author="Claude" w:date="2026-10-21T12:00:00Z">
+              <w:r>
+                <w:rPr>
+                  <w:color w:val="333333"/>
+                  <w:sz w:val="20"/>
+                  <w:szCs w:val="20"/>
+                  <w:rtl w:val="0"/>
+                </w:rPr>
+                <w:t xml:space="preserve">9.54</w:t>
+              </w:r>
+            </w:ins>
+          </w:p>
+        </w:tc>
+        <w:tc>
+          <w:tcPr>
+            <w:tcBorders>
+              <w:top w:color="d3d3d3" w:space="0" w:sz="6" w:val="single"/>
+              <w:left w:color="000000" w:space="0" w:sz="0" w:val="nil"/>
+              <w:bottom w:color="000000" w:space="0" w:sz="0" w:val="nil"/>
+              <w:right w:color="000000" w:space="0" w:sz="0" w:val="nil"/>
+            </w:tcBorders>
+            <w:shd w:fill="auto" w:val="clear"/>
+            <w:tcMar>
+              <w:top w:w="120.0" w:type="dxa"/>
+              <w:left w:w="80.0" w:type="dxa"/>
+              <w:bottom w:w="120.0" w:type="dxa"/>
+              <w:right w:w="80.0" w:type="dxa"/>
+            </w:tcMar>
+            <w:vAlign w:val="center"/>
+          </w:tcPr>
+          <w:p>
+            <w:pPr>
+              <w:widowControl w:val="0"/>
+              <w:rPr>
+                <w:color w:val="333333"/>
+                <w:sz w:val="20"/>
+                <w:szCs w:val="20"/>
+              </w:rPr>
+            </w:pPr>
+            <w:del w:id="1089" w:author="Claude" w:date="2026-10-21T12:00:00Z">
+              <w:r>
+                <w:rPr>
+                  <w:color w:val="333333"/>
+                  <w:sz w:val="20"/>
+                  <w:szCs w:val="20"/>
+                  <w:rtl w:val="0"/>
+                </w:rPr>
+                <w:delText xml:space="preserve">17.64</w:delText>
+              </w:r>
+            </w:del>
+            <w:ins w:id="1090" w:author="Claude" w:date="2026-10-21T12:00:00Z">
+              <w:r>
+                <w:rPr>
+                  <w:color w:val="333333"/>
+                  <w:sz w:val="20"/>
+                  <w:szCs w:val="20"/>
+                  <w:rtl w:val="0"/>
+                </w:rPr>
+                <w:t xml:space="preserve">17.72</w:t>
+              </w:r>
+            </w:ins>
+          </w:p>
+        </w:tc>
+        <w:tc>
+          <w:tcPr>
+            <w:tcBorders>
+              <w:top w:color="d3d3d3" w:space="0" w:sz="6" w:val="single"/>
+              <w:left w:color="000000" w:space="0" w:sz="0" w:val="nil"/>
+              <w:bottom w:color="000000" w:space="0" w:sz="0" w:val="nil"/>
+              <w:right w:color="000000" w:space="0" w:sz="0" w:val="nil"/>
+            </w:tcBorders>
+            <w:shd w:fill="auto" w:val="clear"/>
+            <w:tcMar>
+              <w:top w:w="120.0" w:type="dxa"/>
+              <w:left w:w="80.0" w:type="dxa"/>
+              <w:bottom w:w="120.0" w:type="dxa"/>
+              <w:right w:w="80.0" w:type="dxa"/>
+            </w:tcMar>
+            <w:vAlign w:val="center"/>
+          </w:tcPr>
+          <w:p>
+            <w:pPr>
+              <w:widowControl w:val="0"/>
+              <w:rPr>
+                <w:color w:val="333333"/>
+                <w:sz w:val="20"/>
+                <w:szCs w:val="20"/>
+              </w:rPr>
+            </w:pPr>
+            <w:del w:id="1091" w:author="Claude" w:date="2026-10-21T12:00:00Z">
+              <w:r>
+                <w:rPr>
+                  <w:color w:val="333333"/>
+                  <w:sz w:val="20"/>
+                  <w:szCs w:val="20"/>
+                  <w:rtl w:val="0"/>
+                </w:rPr>
+                <w:delText xml:space="preserve">117.92</w:delText>
+              </w:r>
+            </w:del>
+            <w:ins w:id="1092" w:author="Claude" w:date="2026-10-21T12:00:00Z">
+              <w:r>
+                <w:rPr>
+                  <w:color w:val="333333"/>
+                  <w:sz w:val="20"/>
+                  <w:szCs w:val="20"/>
+                  <w:rtl w:val="0"/>
+                </w:rPr>
+                <w:t xml:space="preserve">117.52</w:t>
+              </w:r>
+            </w:ins>
+          </w:p>
+        </w:tc>
+        <w:tc>
+          <w:tcPr>
+            <w:tcBorders>
+              <w:top w:color="d3d3d3" w:space="0" w:sz="6" w:val="single"/>
+              <w:left w:color="000000" w:space="0" w:sz="0" w:val="nil"/>
+              <w:bottom w:color="000000" w:space="0" w:sz="0" w:val="nil"/>
+              <w:right w:color="000000" w:space="0" w:sz="0" w:val="nil"/>
+            </w:tcBorders>
+            <w:shd w:fill="auto" w:val="clear"/>
+            <w:tcMar>
+              <w:top w:w="120.0" w:type="dxa"/>
+              <w:left w:w="80.0" w:type="dxa"/>
+              <w:bottom w:w="120.0" w:type="dxa"/>
+              <w:right w:w="80.0" w:type="dxa"/>
+            </w:tcMar>
+            <w:vAlign w:val="center"/>
+          </w:tcPr>
+          <w:p>
+            <w:pPr>
+              <w:widowControl w:val="0"/>
+              <w:rPr>
+                <w:color w:val="333333"/>
+                <w:sz w:val="20"/>
+                <w:szCs w:val="20"/>
+              </w:rPr>
+            </w:pPr>
+            <w:del w:id="1093" w:author="Claude" w:date="2026-10-21T12:00:00Z">
+              <w:r>
+                <w:rPr>
+                  <w:color w:val="333333"/>
+                  <w:sz w:val="20"/>
+                  <w:szCs w:val="20"/>
+                  <w:rtl w:val="0"/>
+                </w:rPr>
+                <w:delText xml:space="preserve">48.42</w:delText>
+              </w:r>
+            </w:del>
+            <w:ins w:id="1094" w:author="Claude" w:date="2026-10-21T12:00:00Z">
+              <w:r>
+                <w:rPr>
+                  <w:color w:val="333333"/>
+                  <w:sz w:val="20"/>
+                  <w:szCs w:val="20"/>
+                  <w:rtl w:val="0"/>
+                </w:rPr>
+                <w:t xml:space="preserve">48.60</w:t>
+              </w:r>
+            </w:ins>
           </w:p>
         </w:tc>
       </w:tr>
@@ -12923,7 +13669,34 @@
         <w:rPr>
           <w:rtl w:val="0"/>
         </w:rPr>
-        <w:t xml:space="preserve">Descriptive summary of the included datasets. All hormone values are in pg/ml. The sample sizes reported under sample are the whole sample before exclusions. Below each hormone, we again list the sample sizes after excluding cycles shorter than 20 or longer than 35 days, as well as days where the hormone value was missing. Note that the sample sizes for each cycle phase measure can be lower still, e.g. LH surges were not observed for all individuals. The specific sample size for each model can be found in Supplementary Note 8.</w:t>
+        <w:t xml:space="preserve">Descriptive summary of the included datasets. All hormone values are in pg/ml. </w:t>
+      </w:r>
+      <w:del w:id="1096" w:author="Claude" w:date="2026-10-21T12:00:00Z">
+        <w:r>
+          <w:rPr>
+            <w:rtl w:val="0"/>
+          </w:rPr>
+          <w:delText xml:space="preserve">The sample sizes reported under sample are the whole sample before exclusions.</w:delText>
+        </w:r>
+      </w:del>
+      <w:ins w:id="1097" w:author="Claude" w:date="2026-10-21T12:00:00Z">
+        <w:r>
+          <w:rPr>
+            <w:rtl w:val="0"/>
+          </w:rPr>
+          <w:t xml:space="preserve">The sample sizes reported under sample count all participants, cycles and days in the harmonised data sets before exclusions (participants without any hormone values were not included in Roney 2013); cycle length is the mean ± SD across these cycles.</w:t>
+        </w:r>
+      </w:ins>
+      <w:r>
+        <w:rPr>
+          <w:rtl w:val="0"/>
+        </w:rPr>
+        <w:t xml:space="preserve"> Below each hormone, we again list the sample sizes after excluding cycles shorter than 20 or longer than 35 days, as well as days where the hormone value was missing. Note that the sample sizes for each cycle phase measure can be lower still, e.g. LH surges were not observed for all individuals. The specific sample size for each model can be found in Supplementary Note 8.</w:t>
+      </w:r>
+      <w:r>
+        <w:rPr>
+          <w:rtl w:val="0"/>
+        </w:rPr>
         <w:br w:type="textWrapping"/>
       </w:r>
       <w:r>
@@ -12950,12 +13723,32 @@
         </w:rPr>
         <w:t xml:space="preserve">b </w:t>
       </w:r>
-      <w:r>
-        <w:rPr>
-          <w:rtl w:val="0"/>
-        </w:rPr>
-        <w:t xml:space="preserve">self-reported, not observed. </w:t>
+      <w:del w:id="1098" w:author="Claude" w:date="2026-10-21T12:00:00Z">
+        <w:r>
+          <w:rPr>
+            <w:rtl w:val="0"/>
+          </w:rPr>
+          <w:delText xml:space="preserve">self-reported, not observed. </w:delText>
+        </w:r>
+      </w:del>
+      <w:ins w:id="1099" w:author="Claude" w:date="2026-10-21T12:00:00Z">
+        <w:r>
+          <w:rPr>
+            <w:rtl w:val="0"/>
+          </w:rPr>
+          <w:t xml:space="preserve">self-reported usual cycle length, not observed; in Blake 2017, backward-counted days were derived from it. </w:t>
+        </w:r>
+      </w:ins>
+      <w:r>
+        <w:rPr>
+          <w:rtl w:val="0"/>
+        </w:rPr>
         <w:br w:type="textWrapping"/>
+      </w:r>
+      <w:r>
+        <w:rPr>
+          <w:rtl w:val="0"/>
+        </w:rPr>
         <w:t xml:space="preserve">RIA = radioimmunoassay. ELISA=enzyme-linked immunosorbent assay, CLIA = chemiluminescence immunoassay, RIA = radioimmunoassay. LCMS/MS = tandem mass spectrometry, E+MAA = ELISA + mass-action algorithm. FC = forward-counting. BC = backward-counting. LH = counting relative to urinary luteinising hormone surge. </w:t>
       </w:r>
     </w:p>
